--- a/data/outputs/v2/Physics/SS3.3_Introduction_to_Electronics/Physics_Introduction_to_Electronics_FinalExplanation_TeacherKey.docx
+++ b/data/outputs/v2/Physics/SS3.3_Introduction_to_Electronics/Physics_Introduction_to_Electronics_FinalExplanation_TeacherKey.docx
@@ -2271,7 +2271,7 @@
         </w:rPr>
         <w:t xml:space="preserve">© 2026 SeaVuria and ARES. This work is licensed under a </w:t>
       </w:r>
-      <w:hyperlink w:history="1" r:id="rIdwiiknzhabm3b8sobcbo2i">
+      <w:hyperlink w:history="1" r:id="rIdx4amgs7uesijnxgbjjcvp">
         <w:r>
           <w:rPr>
             <w:rFonts w:ascii="Arial" w:cs="Arial" w:eastAsia="Arial" w:hAnsi="Arial"/>
@@ -2291,7 +2291,7 @@
         </w:rPr>
         <w:t xml:space="preserve"> (</w:t>
       </w:r>
-      <w:hyperlink w:history="1" r:id="rIdxxqzhnes3ig8ligvqgdmg">
+      <w:hyperlink w:history="1" r:id="rId-4gew90dwhvkakbcjkaxo">
         <w:r>
           <w:rPr>
             <w:rFonts w:ascii="Arial" w:cs="Arial" w:eastAsia="Arial" w:hAnsi="Arial"/>
@@ -2311,7 +2311,7 @@
         </w:rPr>
         <w:t xml:space="preserve">). To view a copy of this license, visit </w:t>
       </w:r>
-      <w:hyperlink w:history="1" r:id="rIdleizstq9dn2eme13cjuea">
+      <w:hyperlink w:history="1" r:id="rIdclqwhkowquwzhlivzvdaz">
         <w:r>
           <w:rPr>
             <w:rFonts w:ascii="Arial" w:cs="Arial" w:eastAsia="Arial" w:hAnsi="Arial"/>

--- a/data/outputs/v2/Physics/SS3.3_Introduction_to_Electronics/Physics_Introduction_to_Electronics_FinalExplanation_TeacherKey.docx
+++ b/data/outputs/v2/Physics/SS3.3_Introduction_to_Electronics/Physics_Introduction_to_Electronics_FinalExplanation_TeacherKey.docx
@@ -2271,7 +2271,7 @@
         </w:rPr>
         <w:t xml:space="preserve">© 2026 SeaVuria and ARES. This work is licensed under a </w:t>
       </w:r>
-      <w:hyperlink w:history="1" r:id="rIdx4amgs7uesijnxgbjjcvp">
+      <w:hyperlink w:history="1" r:id="rIdqblz85mso5uzppqnc-dcx">
         <w:r>
           <w:rPr>
             <w:rFonts w:ascii="Arial" w:cs="Arial" w:eastAsia="Arial" w:hAnsi="Arial"/>
@@ -2291,7 +2291,7 @@
         </w:rPr>
         <w:t xml:space="preserve"> (</w:t>
       </w:r>
-      <w:hyperlink w:history="1" r:id="rId-4gew90dwhvkakbcjkaxo">
+      <w:hyperlink w:history="1" r:id="rIdo70lf2caeuf2vvxlw_mwx">
         <w:r>
           <w:rPr>
             <w:rFonts w:ascii="Arial" w:cs="Arial" w:eastAsia="Arial" w:hAnsi="Arial"/>
@@ -2311,7 +2311,7 @@
         </w:rPr>
         <w:t xml:space="preserve">). To view a copy of this license, visit </w:t>
       </w:r>
-      <w:hyperlink w:history="1" r:id="rIdclqwhkowquwzhlivzvdaz">
+      <w:hyperlink w:history="1" r:id="rId3gm5yjjgsf4owan7cgpol">
         <w:r>
           <w:rPr>
             <w:rFonts w:ascii="Arial" w:cs="Arial" w:eastAsia="Arial" w:hAnsi="Arial"/>

--- a/data/outputs/v2/Physics/SS3.3_Introduction_to_Electronics/Physics_Introduction_to_Electronics_FinalExplanation_TeacherKey.docx
+++ b/data/outputs/v2/Physics/SS3.3_Introduction_to_Electronics/Physics_Introduction_to_Electronics_FinalExplanation_TeacherKey.docx
@@ -2271,7 +2271,7 @@
         </w:rPr>
         <w:t xml:space="preserve">© 2026 SeaVuria and ARES. This work is licensed under a </w:t>
       </w:r>
-      <w:hyperlink w:history="1" r:id="rIdqblz85mso5uzppqnc-dcx">
+      <w:hyperlink w:history="1" r:id="rIdewocsnxp5iufh3vkxlonz">
         <w:r>
           <w:rPr>
             <w:rFonts w:ascii="Arial" w:cs="Arial" w:eastAsia="Arial" w:hAnsi="Arial"/>
@@ -2291,7 +2291,7 @@
         </w:rPr>
         <w:t xml:space="preserve"> (</w:t>
       </w:r>
-      <w:hyperlink w:history="1" r:id="rIdo70lf2caeuf2vvxlw_mwx">
+      <w:hyperlink w:history="1" r:id="rIdbs77oecv3dt4d5yu-hphq">
         <w:r>
           <w:rPr>
             <w:rFonts w:ascii="Arial" w:cs="Arial" w:eastAsia="Arial" w:hAnsi="Arial"/>
@@ -2311,7 +2311,7 @@
         </w:rPr>
         <w:t xml:space="preserve">). To view a copy of this license, visit </w:t>
       </w:r>
-      <w:hyperlink w:history="1" r:id="rId3gm5yjjgsf4owan7cgpol">
+      <w:hyperlink w:history="1" r:id="rIdp_onnjd2yzswj6mm9yq5k">
         <w:r>
           <w:rPr>
             <w:rFonts w:ascii="Arial" w:cs="Arial" w:eastAsia="Arial" w:hAnsi="Arial"/>

--- a/data/outputs/v2/Physics/SS3.3_Introduction_to_Electronics/Physics_Introduction_to_Electronics_FinalExplanation_TeacherKey.docx
+++ b/data/outputs/v2/Physics/SS3.3_Introduction_to_Electronics/Physics_Introduction_to_Electronics_FinalExplanation_TeacherKey.docx
@@ -95,7 +95,7 @@
                 <w:sz w:val="22"/>
                 <w:szCs w:val="22"/>
               </w:rPr>
-              <w:t xml:space="preserve">FINAL EXPLANATION: PHYSICS GRADE 10 – SUB-STRAND 3.3 INTRODUCTION TO ELECTRONICS: FINAL EXPLANATION</w:t>
+              <w:t xml:space="preserve">FINAL EXPLANATION: PHYSICS GRADE 10: 3.3 INTRODUCTION TO ELECTRONICS</w:t>
             </w:r>
           </w:p>
         </w:tc>
@@ -224,7 +224,7 @@
                 <w:sz w:val="18"/>
                 <w:szCs w:val="18"/>
               </w:rPr>
-              <w:t xml:space="preserve">Driving question: Why does a silicon solar panel on a Kajiado farm produce less power in the hot afternoon sun (about 35 °C) than on a cool morning (about 18 °C), and what is so special about silicon that it can act as both a conductor and an insulator depending on the conditions? Use everything you learned in Lessons 1 to 7: your circuit tests, band diagrams, doping diagrams, the PhET simulation and the case studies. Answer each section in the blank space under its prompt. Write in full sentences. Use the scientific words we learned (valence band, conduction band, band gap, electron-hole pair, doping, n-type, p-type, p-n junction). Where a prompt asks for a diagram, draw it neatly and label it. Where a prompt asks for evidence, refer to specific results from our lessons.</w:t>
+              <w:t xml:space="preserve">This is your Final Explanation. Use your own words to answer the Driving Question: Why do some materials conduct electricity while others do not, and how does this affect the safety and efficiency of household wiring and of devices such as solar panels, computers and MRI machines? Use the evidence from your five-material bulb test, the resistivity data, your class model, the Driving Question Board (DQB) and the Kenyan case studies. Write your answers in the space under each prompt. Use the words conductor, insulator, semiconductor and superconductor carefully, and give numbers and units where you can. Show your thinking in full sentences. Use the data table in Section 2 when it is asked for.</w:t>
             </w:r>
           </w:p>
         </w:tc>
@@ -285,7 +285,7 @@
                 <w:sz w:val="22"/>
                 <w:szCs w:val="22"/>
               </w:rPr>
-              <w:t xml:space="preserve">Part 1: What our circuit tests showed</w:t>
+              <w:t xml:space="preserve">Section 1: What the five-material test showed</w:t>
             </w:r>
           </w:p>
         </w:tc>
@@ -319,7 +319,229 @@
                 <w:sz w:val="18"/>
                 <w:szCs w:val="18"/>
               </w:rPr>
-              <w:t xml:space="preserve">In Lesson 1 you tested materials in a 1.5 V circuit with an LED. Here are the results:</w:t>
+              <w:t xml:space="preserve">Mr Otieno, an electrician in Nairobi, wires a house with copper cable covered in PVC plastic and can safely hold the insulated wire while it carries current at 240 V. In class you tested copper wire, glass, dry wood, plastic and a silicon diode (1N4007) in a 3 V circuit with a torch bulb, always in that order.</w:t>
+            </w:r>
+          </w:p>
+          <w:p>
+            <w:pPr>
+              <w:spacing w:after="40" w:before="0"/>
+              <w:jc w:val="left"/>
+            </w:pPr>
+            <w:r>
+              <w:rPr>
+                <w:rFonts w:ascii="Arial" w:cs="Arial" w:eastAsia="Arial" w:hAnsi="Arial"/>
+                <w:b/>
+                <w:bCs/>
+                <w:i w:val="false"/>
+                <w:iCs w:val="false"/>
+                <w:color w:val="000000"/>
+                <w:sz w:val="18"/>
+                <w:szCs w:val="18"/>
+              </w:rPr>
+              <w:t xml:space="preserve">(a) Describe what happened to the bulb for each of the five materials, including both ways of connecting the diode.</w:t>
+            </w:r>
+          </w:p>
+          <w:p>
+            <w:pPr>
+              <w:spacing w:after="40" w:before="0"/>
+              <w:jc w:val="left"/>
+            </w:pPr>
+            <w:r>
+              <w:rPr>
+                <w:rFonts w:ascii="Arial" w:cs="Arial" w:eastAsia="Arial" w:hAnsi="Arial"/>
+                <w:b/>
+                <w:bCs/>
+                <w:i w:val="false"/>
+                <w:iCs w:val="false"/>
+                <w:color w:val="000000"/>
+                <w:sz w:val="18"/>
+                <w:szCs w:val="18"/>
+              </w:rPr>
+              <w:t xml:space="preserve">(b) How many of the four ordinary materials (copper, glass, wood, plastic) let the bulb light? What was different about the diode?</w:t>
+            </w:r>
+          </w:p>
+          <w:p>
+            <w:pPr>
+              <w:spacing w:after="40" w:before="0"/>
+              <w:jc w:val="left"/>
+            </w:pPr>
+            <w:r>
+              <w:rPr>
+                <w:rFonts w:ascii="Arial" w:cs="Arial" w:eastAsia="Arial" w:hAnsi="Arial"/>
+                <w:b/>
+                <w:bCs/>
+                <w:i w:val="false"/>
+                <w:iCs w:val="false"/>
+                <w:color w:val="000000"/>
+                <w:sz w:val="18"/>
+                <w:szCs w:val="18"/>
+              </w:rPr>
+              <w:t xml:space="preserve">(c) Use your results to explain why Mr Otieno can safely hold the plastic-covered copper cable.</w:t>
+            </w:r>
+          </w:p>
+        </w:tc>
+        <w:tc>
+          <w:tcPr>
+            <w:tcW w:type="dxa" w:w="10680"/>
+            <w:shd w:fill="FFFFFF" w:color="auto" w:val="clear"/>
+            <w:tcMar>
+              <w:top w:type="dxa" w:w="60"/>
+              <w:left w:type="dxa" w:w="120"/>
+              <w:bottom w:type="dxa" w:w="60"/>
+              <w:right w:type="dxa" w:w="120"/>
+            </w:tcMar>
+            <w:vAlign w:val="top"/>
+          </w:tcPr>
+          <w:p>
+            <w:pPr>
+              <w:spacing w:after="40" w:before="0"/>
+              <w:jc w:val="left"/>
+            </w:pPr>
+            <w:r>
+              <w:rPr>
+                <w:rFonts w:ascii="Arial" w:cs="Arial" w:eastAsia="Arial" w:hAnsi="Arial"/>
+                <w:b w:val="false"/>
+                <w:bCs w:val="false"/>
+                <w:i w:val="false"/>
+                <w:iCs w:val="false"/>
+                <w:color w:val="000000"/>
+                <w:sz w:val="18"/>
+                <w:szCs w:val="18"/>
+              </w:rPr>
+              <w:t xml:space="preserve">(a) Copper wire: the bulb was bright. Glass: the bulb was off. Dry wood: the bulb was off. Plastic strip: the bulb was off. Silicon diode (1N4007): the bulb lit when it was forward-connected (forward-biased) and was off when it was reverse-connected (reverse-biased).</w:t>
+            </w:r>
+          </w:p>
+          <w:p>
+            <w:pPr>
+              <w:spacing w:after="40" w:before="0"/>
+              <w:jc w:val="left"/>
+            </w:pPr>
+            <w:r>
+              <w:rPr>
+                <w:rFonts w:ascii="Arial" w:cs="Arial" w:eastAsia="Arial" w:hAnsi="Arial"/>
+                <w:b w:val="false"/>
+                <w:bCs w:val="false"/>
+                <w:i w:val="false"/>
+                <w:iCs w:val="false"/>
+                <w:color w:val="000000"/>
+                <w:sz w:val="18"/>
+                <w:szCs w:val="18"/>
+              </w:rPr>
+              <w:t xml:space="preserve">(b) Only 1 of the 4 ordinary materials, copper, let the bulb light. The diode was different from all of them because it conducts in one direction only.</w:t>
+            </w:r>
+          </w:p>
+          <w:p>
+            <w:pPr>
+              <w:spacing w:after="40" w:before="0"/>
+              <w:jc w:val="left"/>
+            </w:pPr>
+            <w:r>
+              <w:rPr>
+                <w:rFonts w:ascii="Arial" w:cs="Arial" w:eastAsia="Arial" w:hAnsi="Arial"/>
+                <w:b w:val="false"/>
+                <w:bCs w:val="false"/>
+                <w:i w:val="false"/>
+                <w:iCs w:val="false"/>
+                <w:color w:val="000000"/>
+                <w:sz w:val="18"/>
+                <w:szCs w:val="18"/>
+              </w:rPr>
+              <w:t xml:space="preserve">(c) Copper is a conductor, so it carries current easily along the wire. Plastic (PVC) is an insulator that lets almost no current through, so the current stays inside the copper and almost none passes to Mr Otieno's hand. This makes the plastic cover a safe layer for the cable even at 240 V.  Insulators allow almost no current, not exactly none.</w:t>
+            </w:r>
+          </w:p>
+        </w:tc>
+      </w:tr>
+    </w:tbl>
+    <w:p>
+      <w:pPr>
+        <w:spacing w:after="120"/>
+      </w:pPr>
+      <w:r>
+        <w:t xml:space="preserve"/>
+      </w:r>
+    </w:p>
+    <w:tbl>
+      <w:tblPr>
+        <w:tblW w:type="dxa" w:w="13680"/>
+        <w:tblBorders>
+          <w:top w:val="single" w:color="AAAAAA" w:sz="4"/>
+          <w:left w:val="single" w:color="AAAAAA" w:sz="4"/>
+          <w:bottom w:val="single" w:color="AAAAAA" w:sz="4"/>
+          <w:right w:val="single" w:color="AAAAAA" w:sz="4"/>
+          <w:insideH w:val="single" w:color="auto" w:sz="4"/>
+          <w:insideV w:val="single" w:color="auto" w:sz="4"/>
+        </w:tblBorders>
+        <w:tblLayout w:type="fixed"/>
+      </w:tblPr>
+      <w:tblGrid>
+        <w:gridCol w:w="3000"/>
+        <w:gridCol w:w="10680"/>
+      </w:tblGrid>
+      <w:tr>
+        <w:tc>
+          <w:tcPr>
+            <w:tcW w:type="dxa" w:w="13680"/>
+            <w:gridSpan w:val="2"/>
+            <w:shd w:fill="1F3864" w:color="auto" w:val="clear"/>
+            <w:tcMar>
+              <w:top w:type="dxa" w:w="60"/>
+              <w:left w:type="dxa" w:w="120"/>
+              <w:bottom w:type="dxa" w:w="60"/>
+              <w:right w:type="dxa" w:w="120"/>
+            </w:tcMar>
+            <w:vAlign w:val="top"/>
+          </w:tcPr>
+          <w:p>
+            <w:pPr>
+              <w:spacing w:after="40" w:before="0"/>
+              <w:jc w:val="center"/>
+            </w:pPr>
+            <w:r>
+              <w:rPr>
+                <w:rFonts w:ascii="Arial" w:cs="Arial" w:eastAsia="Arial" w:hAnsi="Arial"/>
+                <w:b/>
+                <w:bCs/>
+                <w:i w:val="false"/>
+                <w:iCs w:val="false"/>
+                <w:color w:val="FFFFFF"/>
+                <w:sz w:val="22"/>
+                <w:szCs w:val="22"/>
+              </w:rPr>
+              <w:t xml:space="preserve">Section 2: Using resistivity data to classify materials</w:t>
+            </w:r>
+          </w:p>
+        </w:tc>
+      </w:tr>
+      <w:tr>
+        <w:tc>
+          <w:tcPr>
+            <w:tcW w:type="dxa" w:w="3000"/>
+            <w:shd w:fill="D9EEF1" w:color="auto" w:val="clear"/>
+            <w:tcMar>
+              <w:top w:type="dxa" w:w="60"/>
+              <w:left w:type="dxa" w:w="120"/>
+              <w:bottom w:type="dxa" w:w="60"/>
+              <w:right w:type="dxa" w:w="120"/>
+            </w:tcMar>
+            <w:vAlign w:val="top"/>
+          </w:tcPr>
+          <w:p>
+            <w:pPr>
+              <w:spacing w:after="40" w:before="0"/>
+              <w:jc w:val="left"/>
+            </w:pPr>
+            <w:r>
+              <w:rPr>
+                <w:rFonts w:ascii="Arial" w:cs="Arial" w:eastAsia="Arial" w:hAnsi="Arial"/>
+                <w:b/>
+                <w:bCs/>
+                <w:i w:val="false"/>
+                <w:iCs w:val="false"/>
+                <w:color w:val="000000"/>
+                <w:sz w:val="18"/>
+                <w:szCs w:val="18"/>
+              </w:rPr>
+              <w:t xml:space="preserve">The table shows approximate resistivity values at about 20 C.</w:t>
             </w:r>
           </w:p>
           <w:p>
@@ -419,7 +641,7 @@
                       <w:sz w:val="18"/>
                       <w:szCs w:val="18"/>
                     </w:rPr>
-                    <w:t xml:space="preserve">LED brightness</w:t>
+                    <w:t xml:space="preserve">Resistivity rho (ohm metre)</w:t>
                   </w:r>
                 </w:p>
               </w:tc>
@@ -453,7 +675,7 @@
                       <w:sz w:val="18"/>
                       <w:szCs w:val="18"/>
                     </w:rPr>
-                    <w:t xml:space="preserve">Copper wire</w:t>
+                    <w:t xml:space="preserve">Copper</w:t>
                   </w:r>
                 </w:p>
               </w:tc>
@@ -485,7 +707,7 @@
                       <w:sz w:val="18"/>
                       <w:szCs w:val="18"/>
                     </w:rPr>
-                    <w:t xml:space="preserve">Fully bright</w:t>
+                    <w:t xml:space="preserve">1.7 x 10^-8</w:t>
                   </w:r>
                 </w:p>
               </w:tc>
@@ -519,7 +741,7 @@
                       <w:sz w:val="18"/>
                       <w:szCs w:val="18"/>
                     </w:rPr>
-                    <w:t xml:space="preserve">Steel nail</w:t>
+                    <w:t xml:space="preserve">Germanium (pure)</w:t>
                   </w:r>
                 </w:p>
               </w:tc>
@@ -551,7 +773,7 @@
                       <w:sz w:val="18"/>
                       <w:szCs w:val="18"/>
                     </w:rPr>
-                    <w:t xml:space="preserve">Fully bright</w:t>
+                    <w:t xml:space="preserve">0.46</w:t>
                   </w:r>
                 </w:p>
               </w:tc>
@@ -585,7 +807,7 @@
                       <w:sz w:val="18"/>
                       <w:szCs w:val="18"/>
                     </w:rPr>
-                    <w:t xml:space="preserve">Plastic sufuria handle</w:t>
+                    <w:t xml:space="preserve">Silicon (pure)</w:t>
                   </w:r>
                 </w:p>
               </w:tc>
@@ -617,7 +839,7 @@
                       <w:sz w:val="18"/>
                       <w:szCs w:val="18"/>
                     </w:rPr>
-                    <w:t xml:space="preserve">Off</w:t>
+                    <w:t xml:space="preserve">2.3 x 10^3</w:t>
                   </w:r>
                 </w:p>
               </w:tc>
@@ -651,7 +873,7 @@
                       <w:sz w:val="18"/>
                       <w:szCs w:val="18"/>
                     </w:rPr>
-                    <w:t xml:space="preserve">Rubber eraser</w:t>
+                    <w:t xml:space="preserve">Dry wood</w:t>
                   </w:r>
                 </w:p>
               </w:tc>
@@ -683,7 +905,7 @@
                       <w:sz w:val="18"/>
                       <w:szCs w:val="18"/>
                     </w:rPr>
-                    <w:t xml:space="preserve">Off</w:t>
+                    <w:t xml:space="preserve">about 10^8 to 10^11</w:t>
                   </w:r>
                 </w:p>
               </w:tc>
@@ -717,7 +939,7 @@
                       <w:sz w:val="18"/>
                       <w:szCs w:val="18"/>
                     </w:rPr>
-                    <w:t xml:space="preserve">Graphite pencil lead</w:t>
+                    <w:t xml:space="preserve">Glass</w:t>
                   </w:r>
                 </w:p>
               </w:tc>
@@ -749,7 +971,7 @@
                       <w:sz w:val="18"/>
                       <w:szCs w:val="18"/>
                     </w:rPr>
-                    <w:t xml:space="preserve">Dim</w:t>
+                    <w:t xml:space="preserve">about 10^10 to 10^14</w:t>
                   </w:r>
                 </w:p>
               </w:tc>
@@ -783,7 +1005,7 @@
                       <w:sz w:val="18"/>
                       <w:szCs w:val="18"/>
                     </w:rPr>
-                    <w:t xml:space="preserve">Silicon chip</w:t>
+                    <w:t xml:space="preserve">PVC</w:t>
                   </w:r>
                 </w:p>
               </w:tc>
@@ -815,7 +1037,7 @@
                       <w:sz w:val="18"/>
                       <w:szCs w:val="18"/>
                     </w:rPr>
-                    <w:t xml:space="preserve">Dim</w:t>
+                    <w:t xml:space="preserve">about 10^13 or more</w:t>
                   </w:r>
                 </w:p>
               </w:tc>
@@ -875,7 +1097,83 @@
                 <w:sz w:val="18"/>
                 <w:szCs w:val="18"/>
               </w:rPr>
-              <w:t xml:space="preserve">(a) Use the table to sort the materials into conductors, insulators and materials that conduct only partially, and give your reason for each group. (b) Name the category of materials that conduct only partially, and explain why a material in that category has its name. (c) Why could your earlier ideas about simple circuits and Ohm's Law not explain the silicon result or the Kajiado solar panel?</w:t>
+              <w:t xml:space="preserve">(a) Put the materials in order from best to worst conductor.</w:t>
+            </w:r>
+          </w:p>
+          <w:p>
+            <w:pPr>
+              <w:spacing w:after="40" w:before="0"/>
+              <w:jc w:val="left"/>
+            </w:pPr>
+            <w:r>
+              <w:rPr>
+                <w:rFonts w:ascii="Arial" w:cs="Arial" w:eastAsia="Arial" w:hAnsi="Arial"/>
+                <w:b/>
+                <w:bCs/>
+                <w:i w:val="false"/>
+                <w:iCs w:val="false"/>
+                <w:color w:val="000000"/>
+                <w:sz w:val="18"/>
+                <w:szCs w:val="18"/>
+              </w:rPr>
+              <w:t xml:space="preserve">(b) Sort them into conductor, semiconductor and insulator.</w:t>
+            </w:r>
+          </w:p>
+          <w:p>
+            <w:pPr>
+              <w:spacing w:after="40" w:before="0"/>
+              <w:jc w:val="left"/>
+            </w:pPr>
+            <w:r>
+              <w:rPr>
+                <w:rFonts w:ascii="Arial" w:cs="Arial" w:eastAsia="Arial" w:hAnsi="Arial"/>
+                <w:b/>
+                <w:bCs/>
+                <w:i w:val="false"/>
+                <w:iCs w:val="false"/>
+                <w:color w:val="000000"/>
+                <w:sz w:val="18"/>
+                <w:szCs w:val="18"/>
+              </w:rPr>
+              <w:t xml:space="preserve">(c) Calculate how many times more resistive pure silicon is than copper. Show your working.</w:t>
+            </w:r>
+          </w:p>
+          <w:p>
+            <w:pPr>
+              <w:spacing w:after="40" w:before="0"/>
+              <w:jc w:val="left"/>
+            </w:pPr>
+            <w:r>
+              <w:rPr>
+                <w:rFonts w:ascii="Arial" w:cs="Arial" w:eastAsia="Arial" w:hAnsi="Arial"/>
+                <w:b/>
+                <w:bCs/>
+                <w:i w:val="false"/>
+                <w:iCs w:val="false"/>
+                <w:color w:val="000000"/>
+                <w:sz w:val="18"/>
+                <w:szCs w:val="18"/>
+              </w:rPr>
+              <w:t xml:space="preserve">(d) How is conductivity related to resistivity?</w:t>
+            </w:r>
+          </w:p>
+          <w:p>
+            <w:pPr>
+              <w:spacing w:after="40" w:before="0"/>
+              <w:jc w:val="left"/>
+            </w:pPr>
+            <w:r>
+              <w:rPr>
+                <w:rFonts w:ascii="Arial" w:cs="Arial" w:eastAsia="Arial" w:hAnsi="Arial"/>
+                <w:b/>
+                <w:bCs/>
+                <w:i w:val="false"/>
+                <w:iCs w:val="false"/>
+                <w:color w:val="000000"/>
+                <w:sz w:val="18"/>
+                <w:szCs w:val="18"/>
+              </w:rPr>
+              <w:t xml:space="preserve">(e) Use the data to explain why household wiring uses copper covered in PVC.</w:t>
             </w:r>
           </w:p>
           <w:p>
@@ -926,7 +1224,83 @@
                 <w:sz w:val="18"/>
                 <w:szCs w:val="18"/>
               </w:rPr>
-              <w:t xml:space="preserve">(a) Conductors: copper wire and steel nail, because the LED was fully bright. Insulators: plastic sufuria handle and rubber eraser, because the LED stayed off. Partial conductors: graphite pencil lead and silicon chip, because the LED glowed only dimly. (b) Materials that conduct only partially are called semiconductors. Silicon is one, because its conductivity is between that of a conductor such as copper and that of an insulator such as plastic. Its conductivity also changes with conditions such as light and temperature. (c) Ohm's Law and our simple-circuit ideas describe how current flows through a material when a voltage is applied, but they do not explain why a material conducts a little, or why its conductivity changes with light or temperature. They also could not explain why the panel gives no power in darkness, or why heating it makes it work worse. We needed a new model of how electrons are arranged inside solids, the energy band model.</w:t>
+              <w:t xml:space="preserve">(a) Best to worst conductor (lowest to highest resistivity): copper, germanium, silicon, dry wood, then glass and PVC (the highest).</w:t>
+            </w:r>
+          </w:p>
+          <w:p>
+            <w:pPr>
+              <w:spacing w:after="40" w:before="0"/>
+              <w:jc w:val="left"/>
+            </w:pPr>
+            <w:r>
+              <w:rPr>
+                <w:rFonts w:ascii="Arial" w:cs="Arial" w:eastAsia="Arial" w:hAnsi="Arial"/>
+                <w:b w:val="false"/>
+                <w:bCs w:val="false"/>
+                <w:i w:val="false"/>
+                <w:iCs w:val="false"/>
+                <w:color w:val="000000"/>
+                <w:sz w:val="18"/>
+                <w:szCs w:val="18"/>
+              </w:rPr>
+              <w:t xml:space="preserve">(b) Conductor: copper. Semiconductors: germanium and silicon. Insulators: dry wood, glass and PVC.</w:t>
+            </w:r>
+          </w:p>
+          <w:p>
+            <w:pPr>
+              <w:spacing w:after="40" w:before="0"/>
+              <w:jc w:val="left"/>
+            </w:pPr>
+            <w:r>
+              <w:rPr>
+                <w:rFonts w:ascii="Arial" w:cs="Arial" w:eastAsia="Arial" w:hAnsi="Arial"/>
+                <w:b w:val="false"/>
+                <w:bCs w:val="false"/>
+                <w:i w:val="false"/>
+                <w:iCs w:val="false"/>
+                <w:color w:val="000000"/>
+                <w:sz w:val="18"/>
+                <w:szCs w:val="18"/>
+              </w:rPr>
+              <w:t xml:space="preserve">(c) Silicon / copper = (2.3 x 10^3) / (1.7 x 10^-8) = about 1.4 x 10^11. Silicon is about 1.4 x 10^11 times (about 10^11 times) more resistive than copper.</w:t>
+            </w:r>
+          </w:p>
+          <w:p>
+            <w:pPr>
+              <w:spacing w:after="40" w:before="0"/>
+              <w:jc w:val="left"/>
+            </w:pPr>
+            <w:r>
+              <w:rPr>
+                <w:rFonts w:ascii="Arial" w:cs="Arial" w:eastAsia="Arial" w:hAnsi="Arial"/>
+                <w:b w:val="false"/>
+                <w:bCs w:val="false"/>
+                <w:i w:val="false"/>
+                <w:iCs w:val="false"/>
+                <w:color w:val="000000"/>
+                <w:sz w:val="18"/>
+                <w:szCs w:val="18"/>
+              </w:rPr>
+              <w:t xml:space="preserve">(d) Conductivity is the reciprocal of resistivity: conductivity = 1/rho.</w:t>
+            </w:r>
+          </w:p>
+          <w:p>
+            <w:pPr>
+              <w:spacing w:after="40" w:before="0"/>
+              <w:jc w:val="left"/>
+            </w:pPr>
+            <w:r>
+              <w:rPr>
+                <w:rFonts w:ascii="Arial" w:cs="Arial" w:eastAsia="Arial" w:hAnsi="Arial"/>
+                <w:b w:val="false"/>
+                <w:bCs w:val="false"/>
+                <w:i w:val="false"/>
+                <w:iCs w:val="false"/>
+                <w:color w:val="000000"/>
+                <w:sz w:val="18"/>
+                <w:szCs w:val="18"/>
+              </w:rPr>
+              <w:t xml:space="preserve">(e) Copper has a very low resistivity (1.7 x 10^-8 ohm metre), so it carries current efficiently with little energy wasted. PVC has a very high resistivity (about 10^13 ohm metre or more), so it allows almost no current to leave the wire. Together they make wiring efficient and safe for people to handle.</w:t>
             </w:r>
           </w:p>
         </w:tc>
@@ -987,7 +1361,7 @@
                 <w:sz w:val="22"/>
                 <w:szCs w:val="22"/>
               </w:rPr>
-              <w:t xml:space="preserve">Part 2: The energy band model and silicon's dual identity</w:t>
+              <w:t xml:space="preserve">Section 3: Why materials differ: energy gaps, temperature and doping</w:t>
             </w:r>
           </w:p>
         </w:tc>
@@ -1021,7 +1395,83 @@
                 <w:sz w:val="18"/>
                 <w:szCs w:val="18"/>
               </w:rPr>
-              <w:t xml:space="preserve">(a) Draw and label simple energy band diagrams for a metal such as copper, an insulator such as the plastic handle or rubber, and a semiconductor such as silicon. Show the valence band, the conduction band and the band gap on each. (b) Explain how the size of the band gap decides whether a material is a conductor, an insulator or a semiconductor. (c) Silicon's band gap is about 1.1 eV. Use this to explain why silicon can behave like an insulator in darkness but conduct when sunlight falls on it. Then explain what happens to the number of electron-hole pairs in pure silicon when it is heated, and why this is a different question from how well a solar panel performs.</w:t>
+              <w:t xml:space="preserve">All the materials you tested are made of atoms with electrons, yet they behave very differently.</w:t>
+            </w:r>
+          </w:p>
+          <w:p>
+            <w:pPr>
+              <w:spacing w:after="40" w:before="0"/>
+              <w:jc w:val="left"/>
+            </w:pPr>
+            <w:r>
+              <w:rPr>
+                <w:rFonts w:ascii="Arial" w:cs="Arial" w:eastAsia="Arial" w:hAnsi="Arial"/>
+                <w:b/>
+                <w:bCs/>
+                <w:i w:val="false"/>
+                <w:iCs w:val="false"/>
+                <w:color w:val="000000"/>
+                <w:sz w:val="18"/>
+                <w:szCs w:val="18"/>
+              </w:rPr>
+              <w:t xml:space="preserve">(a) Using the idea of energy bands and the energy gap (Eg), explain why copper conducts but glass, wood and plastic almost do not. Give the gap values you used.</w:t>
+            </w:r>
+          </w:p>
+          <w:p>
+            <w:pPr>
+              <w:spacing w:after="40" w:before="0"/>
+              <w:jc w:val="left"/>
+            </w:pPr>
+            <w:r>
+              <w:rPr>
+                <w:rFonts w:ascii="Arial" w:cs="Arial" w:eastAsia="Arial" w:hAnsi="Arial"/>
+                <w:b/>
+                <w:bCs/>
+                <w:i w:val="false"/>
+                <w:iCs w:val="false"/>
+                <w:color w:val="000000"/>
+                <w:sz w:val="18"/>
+                <w:szCs w:val="18"/>
+              </w:rPr>
+              <w:t xml:space="preserve">(b) Why does pure (intrinsic) silicon conduct a little, and what are the holes that appear? How does warming change its conductivity? How is this different from copper?</w:t>
+            </w:r>
+          </w:p>
+          <w:p>
+            <w:pPr>
+              <w:spacing w:after="40" w:before="0"/>
+              <w:jc w:val="left"/>
+            </w:pPr>
+            <w:r>
+              <w:rPr>
+                <w:rFonts w:ascii="Arial" w:cs="Arial" w:eastAsia="Arial" w:hAnsi="Arial"/>
+                <w:b/>
+                <w:bCs/>
+                <w:i w:val="false"/>
+                <w:iCs w:val="false"/>
+                <w:color w:val="000000"/>
+                <w:sz w:val="18"/>
+                <w:szCs w:val="18"/>
+              </w:rPr>
+              <w:t xml:space="preserve">(c) Explain how doping silicon with phosphorus and with boron changes its conduction. Name the type of semiconductor and the majority carriers in each case. Is doped silicon charged?</w:t>
+            </w:r>
+          </w:p>
+          <w:p>
+            <w:pPr>
+              <w:spacing w:after="40" w:before="0"/>
+              <w:jc w:val="left"/>
+            </w:pPr>
+            <w:r>
+              <w:rPr>
+                <w:rFonts w:ascii="Arial" w:cs="Arial" w:eastAsia="Arial" w:hAnsi="Arial"/>
+                <w:b/>
+                <w:bCs/>
+                <w:i w:val="false"/>
+                <w:iCs w:val="false"/>
+                <w:color w:val="000000"/>
+                <w:sz w:val="18"/>
+                <w:szCs w:val="18"/>
+              </w:rPr>
+              <w:t xml:space="preserve">(d) Why is doping useful, and how does a p-n junction explain the result you saw with the diode and the bulb?</w:t>
             </w:r>
           </w:p>
         </w:tc>
@@ -1053,7 +1503,64 @@
                 <w:sz w:val="18"/>
                 <w:szCs w:val="18"/>
               </w:rPr>
-              <w:t xml:space="preserve">(a) Copper: the valence band and conduction band overlap, so there is no band gap and electrons move freely. Plastic or rubber: the valence band is full and a very large band gap separates it from an empty conduction band. Silicon: the valence band is full and the conduction band is empty at low energy, with a small band gap of about 1.1 eV between them. Each diagram labels the valence band (where electrons are normally held), the conduction band (where electrons can move freely) and the gap. (b) Electrons only carry current when they are in the conduction band. In a metal there is no gap, so electrons are always free and the material conducts well. In an insulator the gap is so large that electrons cannot cross it at normal conditions, so almost no current flows. In a semiconductor the gap is small, so a few electrons can cross if they receive energy. (c) In darkness, the electrons in silicon have too little energy to cross the 1.1 eV gap, so almost no electrons reach the conduction band and silicon behaves like an insulator. When sunlight supplies enough energy, electrons are pushed across the gap into the conduction band. Each one leaves behind a hole in the valence band, which makes an electron-hole pair. These carriers can flow as current. This is why a silicon panel produces electricity in light but not in darkness. In pure silicon, heating also promotes more electrons across the gap, so more electron-hole pairs form. But a solar panel's output depends on how many light-excited electrons complete the external circuit through the p-n junction, not just on how many carriers exist. Heat also increases lattice vibrations, so the effect of temperature on the panel's output has to be explained separately, as we do in Part 4.</w:t>
+              <w:t xml:space="preserve">(a) In copper (a metal) the bands overlap, so the energy gap is 0 eV and outer electrons are free to move through the metal as free electrons. In glass, wood and plastic the energy gap is large (above about 5 eV), so almost no electrons gain enough energy to move, and almost no current flows.</w:t>
+            </w:r>
+          </w:p>
+          <w:p>
+            <w:pPr>
+              <w:spacing w:after="40" w:before="0"/>
+              <w:jc w:val="left"/>
+            </w:pPr>
+            <w:r>
+              <w:rPr>
+                <w:rFonts w:ascii="Arial" w:cs="Arial" w:eastAsia="Arial" w:hAnsi="Arial"/>
+                <w:b w:val="false"/>
+                <w:bCs w:val="false"/>
+                <w:i w:val="false"/>
+                <w:iCs w:val="false"/>
+                <w:color w:val="000000"/>
+                <w:sz w:val="18"/>
+                <w:szCs w:val="18"/>
+              </w:rPr>
+              <w:t xml:space="preserve">(b) Pure silicon has a small gap (1.1 eV; germanium 0.67 eV). At room temperature a few electrons gain enough energy to cross the gap and become free electrons. Each leaves behind a hole (a missing electron), making an electron-hole pair. Warming makes more pairs, so the conductivity of silicon rises. In copper, the resistance rises slightly when warmed.</w:t>
+            </w:r>
+          </w:p>
+          <w:p>
+            <w:pPr>
+              <w:spacing w:after="40" w:before="0"/>
+              <w:jc w:val="left"/>
+            </w:pPr>
+            <w:r>
+              <w:rPr>
+                <w:rFonts w:ascii="Arial" w:cs="Arial" w:eastAsia="Arial" w:hAnsi="Arial"/>
+                <w:b w:val="false"/>
+                <w:bCs w:val="false"/>
+                <w:i w:val="false"/>
+                <w:iCs w:val="false"/>
+                <w:color w:val="000000"/>
+                <w:sz w:val="18"/>
+                <w:szCs w:val="18"/>
+              </w:rPr>
+              <w:t xml:space="preserve">(c) Phosphorus has 5 valence electrons, so it adds an extra free electron: n-type, majority carriers electrons. Boron has 3 valence electrons, so it leaves a hole: p-type, majority carriers holes. Doped silicon is still electrically neutral overall.</w:t>
+            </w:r>
+          </w:p>
+          <w:p>
+            <w:pPr>
+              <w:spacing w:after="40" w:before="0"/>
+              <w:jc w:val="left"/>
+            </w:pPr>
+            <w:r>
+              <w:rPr>
+                <w:rFonts w:ascii="Arial" w:cs="Arial" w:eastAsia="Arial" w:hAnsi="Arial"/>
+                <w:b w:val="false"/>
+                <w:bCs w:val="false"/>
+                <w:i w:val="false"/>
+                <w:iCs w:val="false"/>
+                <w:color w:val="000000"/>
+                <w:sz w:val="18"/>
+                <w:szCs w:val="18"/>
+              </w:rPr>
+              <w:t xml:space="preserve">(d) Typical doping is about 1 atom in 10^7 to 10^8, which raises conductivity by a factor of many thousands, so conduction can be controlled. Joining p-type and n-type gives a p-n junction (a diode), which conducts when forward-biased (bulb lit) and blocks current when reverse-biased (bulb off).</w:t>
             </w:r>
           </w:p>
         </w:tc>
@@ -1114,7 +1621,7 @@
                 <w:sz w:val="22"/>
                 <w:szCs w:val="22"/>
               </w:rPr>
-              <w:t xml:space="preserve">Part 3: Doping and the p-n junction</w:t>
+              <w:t xml:space="preserve">Section 4: Superconductors and MRI machines</w:t>
             </w:r>
           </w:p>
         </w:tc>
@@ -1148,7 +1655,64 @@
                 <w:sz w:val="18"/>
                 <w:szCs w:val="18"/>
               </w:rPr>
-              <w:t xml:space="preserve">The silicon in a real solar panel is not pure. (a) What is doping, and why do engineers do it? (b) Explain how phosphorus makes n-type silicon and how boron makes p-type silicon. Say which charge carriers are the majority in each. (c) Describe what a p-n junction does to the flow of charge, using what you saw in the PhET simulation about forward bias and reverse bias. (d) Explain why the p-n junction matters for the Kajiado solar panel.</w:t>
+              <w:t xml:space="preserve">Ms Achieng showed a YBCO disc cooled in liquid nitrogen at 77 K (-196 C) making a magnet float. The critical temperatures (Tc) are: mercury 4.2 K, NbTi 9.2 K, YBCO about 92 K.</w:t>
+            </w:r>
+          </w:p>
+          <w:p>
+            <w:pPr>
+              <w:spacing w:after="40" w:before="0"/>
+              <w:jc w:val="left"/>
+            </w:pPr>
+            <w:r>
+              <w:rPr>
+                <w:rFonts w:ascii="Arial" w:cs="Arial" w:eastAsia="Arial" w:hAnsi="Arial"/>
+                <w:b/>
+                <w:bCs/>
+                <w:i w:val="false"/>
+                <w:iCs w:val="false"/>
+                <w:color w:val="000000"/>
+                <w:sz w:val="18"/>
+                <w:szCs w:val="18"/>
+              </w:rPr>
+              <w:t xml:space="preserve">(a) What is special about the resistance of a superconductor below its Tc, and how is this different from copper?</w:t>
+            </w:r>
+          </w:p>
+          <w:p>
+            <w:pPr>
+              <w:spacing w:after="40" w:before="0"/>
+              <w:jc w:val="left"/>
+            </w:pPr>
+            <w:r>
+              <w:rPr>
+                <w:rFonts w:ascii="Arial" w:cs="Arial" w:eastAsia="Arial" w:hAnsi="Arial"/>
+                <w:b/>
+                <w:bCs/>
+                <w:i w:val="false"/>
+                <w:iCs w:val="false"/>
+                <w:color w:val="000000"/>
+                <w:sz w:val="18"/>
+                <w:szCs w:val="18"/>
+              </w:rPr>
+              <w:t xml:space="preserve">(b) Dr Wekesa operates an MRI machine at Kenyatta National Hospital. Which coolant (liquid nitrogen at 77 K or liquid helium at 4.2 K) is needed for the NbTi magnet? Explain using the data.</w:t>
+            </w:r>
+          </w:p>
+          <w:p>
+            <w:pPr>
+              <w:spacing w:after="40" w:before="0"/>
+              <w:jc w:val="left"/>
+            </w:pPr>
+            <w:r>
+              <w:rPr>
+                <w:rFonts w:ascii="Arial" w:cs="Arial" w:eastAsia="Arial" w:hAnsi="Arial"/>
+                <w:b/>
+                <w:bCs/>
+                <w:i w:val="false"/>
+                <w:iCs w:val="false"/>
+                <w:color w:val="000000"/>
+                <w:sz w:val="18"/>
+                <w:szCs w:val="18"/>
+              </w:rPr>
+              <w:t xml:space="preserve">(c) Why does an MRI magnet need a superconductor, and why is household wiring still copper and PVC?</w:t>
             </w:r>
           </w:p>
         </w:tc>
@@ -1180,7 +1744,45 @@
                 <w:sz w:val="18"/>
                 <w:szCs w:val="18"/>
               </w:rPr>
-              <w:t xml:space="preserve">(a) Doping is the deliberate addition of a small amount of impurity atoms to pure silicon to control its conductivity. Doped silicon has a lower resistivity than pure silicon and the higher the doping concentration the lower the resistivity, so it conducts much better and in a controlled way. (b) Phosphorus (Group V) has one more outer electron than silicon needs for bonding. This extra electron is free to move, so phosphorus is a donor and makes n-type silicon, where electrons are the majority charge carriers. Boron (Group III) has one fewer outer electron, which leaves a hole, a missing electron. This makes p-type silicon, where holes are the majority charge carriers. (c) Where p-type and n-type silicon meet, a depletion region forms with a built-in electric field that acts as a barrier. In forward bias the applied voltage lowers this barrier and a large current flows. In reverse bias the barrier is raised and almost no current flows. So the I-V curve is asymmetric and the junction lets current go in one direction only. (d) The panel's silicon is a carefully made combination of n-type and p-type regions. When light excites electrons across the band gap, the junction drives them in one direction through the external circuit as useful current, for example to the farmer's water pump. Without the junction, the electrons would not be pushed in a single direction.</w:t>
+              <w:t xml:space="preserve">(a) Below its critical temperature (Tc) a superconductor has zero resistance. Copper always has some resistance (1.7 x 10^-8 ohm metre at about 20 C), so some energy always becomes heat.</w:t>
+            </w:r>
+          </w:p>
+          <w:p>
+            <w:pPr>
+              <w:spacing w:after="40" w:before="0"/>
+              <w:jc w:val="left"/>
+            </w:pPr>
+            <w:r>
+              <w:rPr>
+                <w:rFonts w:ascii="Arial" w:cs="Arial" w:eastAsia="Arial" w:hAnsi="Arial"/>
+                <w:b w:val="false"/>
+                <w:bCs w:val="false"/>
+                <w:i w:val="false"/>
+                <w:iCs w:val="false"/>
+                <w:color w:val="000000"/>
+                <w:sz w:val="18"/>
+                <w:szCs w:val="18"/>
+              </w:rPr>
+              <w:t xml:space="preserve">(b) Liquid helium at 4.2 K is needed. NbTi has Tc = 9.2 K, and 4.2 K is below 9.2 K, but liquid nitrogen at 77 K is far above 9.2 K, so NbTi would not be superconducting. (YBCO, with Tc about 92 K, works at 77 K.)</w:t>
+            </w:r>
+          </w:p>
+          <w:p>
+            <w:pPr>
+              <w:spacing w:after="40" w:before="0"/>
+              <w:jc w:val="left"/>
+            </w:pPr>
+            <w:r>
+              <w:rPr>
+                <w:rFonts w:ascii="Arial" w:cs="Arial" w:eastAsia="Arial" w:hAnsi="Arial"/>
+                <w:b w:val="false"/>
+                <w:bCs w:val="false"/>
+                <w:i w:val="false"/>
+                <w:iCs w:val="false"/>
+                <w:color w:val="000000"/>
+                <w:sz w:val="18"/>
+                <w:szCs w:val="18"/>
+              </w:rPr>
+              <w:t xml:space="preserve">(c) With zero resistance, the NbTi coils carry a very large current without energy lost as heat, giving the strong magnetic field of about 1.5 T to 3 T. Household wiring stays copper and PVC because room temperature is far above every Tc we studied.</w:t>
             </w:r>
           </w:p>
         </w:tc>
@@ -1241,7 +1843,7 @@
                 <w:sz w:val="22"/>
                 <w:szCs w:val="22"/>
               </w:rPr>
-              <w:t xml:space="preserve">Part 4: Solving the Kajiado solar panel mystery</w:t>
+              <w:t xml:space="preserve">Section 5: Final answer to the Driving Question</w:t>
             </w:r>
           </w:p>
         </w:tc>
@@ -1275,7 +1877,106 @@
                 <w:sz w:val="18"/>
                 <w:szCs w:val="18"/>
               </w:rPr>
-              <w:t xml:space="preserve">Mama Akinyi's silicon panel in Kajiado gives less power at about 35 °C on a hot afternoon than at about 18 °C on a cool morning, even though the afternoon sun is strong. Write a Claim–Evidence–Reasoning explanation. (a) Claim: answer the driving question in one or two sentences. (b) Evidence: give at least two pieces of evidence from our lessons (for example the temperature data, the band diagrams, the PhET simulation or the case study graph). Say what each piece shows and be careful about how closely its temperature range matches the Kajiado panel. (c) Reasoning: use the energy band model, the p-n junction and electron-hole pairs to explain how a higher temperature leads to your claim. (d) Explain why the claim 'more heat means more electricity' does not hold for this panel, and why it matters that silicon is neither copper nor rubber.</w:t>
+              <w:t xml:space="preserve">Write a clear explanation that answers the Driving Question: Why do some materials conduct electricity while others do not, and how does this affect the safety and efficiency of household wiring and of devices such as solar panels, computers and MRI machines?</w:t>
+            </w:r>
+          </w:p>
+          <w:p>
+            <w:pPr>
+              <w:spacing w:after="40" w:before="0"/>
+              <w:jc w:val="left"/>
+            </w:pPr>
+            <w:r>
+              <w:rPr>
+                <w:rFonts w:ascii="Arial" w:cs="Arial" w:eastAsia="Arial" w:hAnsi="Arial"/>
+                <w:b/>
+                <w:bCs/>
+                <w:i w:val="false"/>
+                <w:iCs w:val="false"/>
+                <w:color w:val="000000"/>
+                <w:sz w:val="18"/>
+                <w:szCs w:val="18"/>
+              </w:rPr>
+              <w:t xml:space="preserve">Your answer must:</w:t>
+            </w:r>
+          </w:p>
+          <w:p>
+            <w:pPr>
+              <w:spacing w:after="30" w:before="0"/>
+              <w:ind w:left="360" w:hanging="180"/>
+              <w:jc w:val="left"/>
+            </w:pPr>
+            <w:r>
+              <w:rPr>
+                <w:rFonts w:ascii="Arial" w:cs="Arial" w:eastAsia="Arial" w:hAnsi="Arial"/>
+                <w:b/>
+                <w:bCs/>
+                <w:i w:val="false"/>
+                <w:iCs w:val="false"/>
+                <w:color w:val="000000"/>
+                <w:sz w:val="18"/>
+                <w:szCs w:val="18"/>
+              </w:rPr>
+              <w:t xml:space="preserve">–  use at least two pieces of evidence from your tests or data (include numbers and units);</w:t>
+            </w:r>
+          </w:p>
+          <w:p>
+            <w:pPr>
+              <w:spacing w:after="30" w:before="0"/>
+              <w:ind w:left="360" w:hanging="180"/>
+              <w:jc w:val="left"/>
+            </w:pPr>
+            <w:r>
+              <w:rPr>
+                <w:rFonts w:ascii="Arial" w:cs="Arial" w:eastAsia="Arial" w:hAnsi="Arial"/>
+                <w:b/>
+                <w:bCs/>
+                <w:i w:val="false"/>
+                <w:iCs w:val="false"/>
+                <w:color w:val="000000"/>
+                <w:sz w:val="18"/>
+                <w:szCs w:val="18"/>
+              </w:rPr>
+              <w:t xml:space="preserve">–  use the words conductor, insulator, semiconductor and superconductor correctly;</w:t>
+            </w:r>
+          </w:p>
+          <w:p>
+            <w:pPr>
+              <w:spacing w:after="30" w:before="0"/>
+              <w:ind w:left="360" w:hanging="180"/>
+              <w:jc w:val="left"/>
+            </w:pPr>
+            <w:r>
+              <w:rPr>
+                <w:rFonts w:ascii="Arial" w:cs="Arial" w:eastAsia="Arial" w:hAnsi="Arial"/>
+                <w:b/>
+                <w:bCs/>
+                <w:i w:val="false"/>
+                <w:iCs w:val="false"/>
+                <w:color w:val="000000"/>
+                <w:sz w:val="18"/>
+                <w:szCs w:val="18"/>
+              </w:rPr>
+              <w:t xml:space="preserve">–  link to Mr Otieno's wiring and to at least two of these Kenyan cases: the Garissa solar plant (50 MW), microchips in phones, M-Pesa and computers, and the MRI at Kenyatta National Hospital;</w:t>
+            </w:r>
+          </w:p>
+          <w:p>
+            <w:pPr>
+              <w:spacing w:after="30" w:before="0"/>
+              <w:ind w:left="360" w:hanging="180"/>
+              <w:jc w:val="left"/>
+            </w:pPr>
+            <w:r>
+              <w:rPr>
+                <w:rFonts w:ascii="Arial" w:cs="Arial" w:eastAsia="Arial" w:hAnsi="Arial"/>
+                <w:b/>
+                <w:bCs/>
+                <w:i w:val="false"/>
+                <w:iCs w:val="false"/>
+                <w:color w:val="000000"/>
+                <w:sz w:val="18"/>
+                <w:szCs w:val="18"/>
+              </w:rPr>
+              <w:t xml:space="preserve">–  say how your class model changed from Lesson 1 to now.</w:t>
             </w:r>
           </w:p>
         </w:tc>
@@ -1307,134 +2008,64 @@
                 <w:sz w:val="18"/>
                 <w:szCs w:val="18"/>
               </w:rPr>
-              <w:t xml:space="preserve">(a) Claim: The panel gives less power in the hot afternoon not because there is less light, but because the higher temperature (about 35 °C) increases lattice vibrations in the silicon crystal, which raises electron-hole recombination in the p-n junction, so fewer light-excited electrons complete the external circuit than on the cool morning (about 18 °C). (b) Evidence: The temperature-vs-power graph for a silicon panel based on the Kajiado farm shows power falling as the temperature rises from 18 °C to 35 °C. The case study graph for a silicon panel in Lodwar shows the same trend over a wider range, 15 °C to 45 °C, which supports the pattern but is a different place and not the Kajiado data. The band diagrams show that silicon's small gap (about 1.1 eV) lets both light and heat promote electrons. The PhET simulation showed that heating the doped silicon produced more thermally generated electron-hole pairs and weakened the junction's built-in voltage; it covered a much wider range (200 K to 400 K) than the 17 °C difference in Kajiado, so it shows the direction of the effect rather than the exact size. (c) Reasoning: Light gives electrons the energy to cross the band gap, and the p-n junction then pushes them in one direction round the circuit. At a higher temperature the atoms of the silicon crystal vibrate more strongly. These lattice vibrations raise the rate of electron-hole recombination, so more electrons and holes meet and cancel before the electrons can do useful work. The vibrations also scatter the carriers. Fewer electrons therefore complete the external circuit through the pump. Heat also generates extra electron-hole pairs, which weakens the junction's built-in voltage, so the panel's output voltage drops as well. On the cooler morning there is less recombination, so more photon-excited electrons cross the junction and flow through the circuit, and the efficiency is higher. (d) A simple resistor only follows Ohm's Law, but a semiconductor's behaviour depends on band gap, carriers and the junction, so extra heat can make the panel work worse. Silicon works because its intermediate band gap lets sunlight excite electrons, and doping makes a p-n junction that sends them one way. Copper has no gap and no junction effect, and rubber has a gap that is too large, so neither could work as a solar panel material.</w:t>
-            </w:r>
-          </w:p>
-        </w:tc>
-      </w:tr>
-    </w:tbl>
-    <w:p>
-      <w:pPr>
-        <w:spacing w:after="120"/>
-      </w:pPr>
-      <w:r>
-        <w:t xml:space="preserve"/>
-      </w:r>
-    </w:p>
-    <w:tbl>
-      <w:tblPr>
-        <w:tblW w:type="dxa" w:w="13680"/>
-        <w:tblBorders>
-          <w:top w:val="single" w:color="AAAAAA" w:sz="4"/>
-          <w:left w:val="single" w:color="AAAAAA" w:sz="4"/>
-          <w:bottom w:val="single" w:color="AAAAAA" w:sz="4"/>
-          <w:right w:val="single" w:color="AAAAAA" w:sz="4"/>
-          <w:insideH w:val="single" w:color="auto" w:sz="4"/>
-          <w:insideV w:val="single" w:color="auto" w:sz="4"/>
-        </w:tblBorders>
-        <w:tblLayout w:type="fixed"/>
-      </w:tblPr>
-      <w:tblGrid>
-        <w:gridCol w:w="3000"/>
-        <w:gridCol w:w="10680"/>
-      </w:tblGrid>
-      <w:tr>
-        <w:tc>
-          <w:tcPr>
-            <w:tcW w:type="dxa" w:w="13680"/>
-            <w:gridSpan w:val="2"/>
-            <w:shd w:fill="1F3864" w:color="auto" w:val="clear"/>
-            <w:tcMar>
-              <w:top w:type="dxa" w:w="60"/>
-              <w:left w:type="dxa" w:w="120"/>
-              <w:bottom w:type="dxa" w:w="60"/>
-              <w:right w:type="dxa" w:w="120"/>
-            </w:tcMar>
-            <w:vAlign w:val="top"/>
-          </w:tcPr>
-          <w:p>
-            <w:pPr>
-              <w:spacing w:after="40" w:before="0"/>
-              <w:jc w:val="center"/>
-            </w:pPr>
-            <w:r>
-              <w:rPr>
-                <w:rFonts w:ascii="Arial" w:cs="Arial" w:eastAsia="Arial" w:hAnsi="Arial"/>
-                <w:b/>
-                <w:bCs/>
-                <w:i w:val="false"/>
-                <w:iCs w:val="false"/>
-                <w:color w:val="FFFFFF"/>
-                <w:sz w:val="22"/>
-                <w:szCs w:val="22"/>
-              </w:rPr>
-              <w:t xml:space="preserve">Part 5: Semiconductors in Kenyan life</w:t>
-            </w:r>
-          </w:p>
-        </w:tc>
-      </w:tr>
-      <w:tr>
-        <w:tc>
-          <w:tcPr>
-            <w:tcW w:type="dxa" w:w="3000"/>
-            <w:shd w:fill="D9EEF1" w:color="auto" w:val="clear"/>
-            <w:tcMar>
-              <w:top w:type="dxa" w:w="60"/>
-              <w:left w:type="dxa" w:w="120"/>
-              <w:bottom w:type="dxa" w:w="60"/>
-              <w:right w:type="dxa" w:w="120"/>
-            </w:tcMar>
-            <w:vAlign w:val="top"/>
-          </w:tcPr>
-          <w:p>
-            <w:pPr>
-              <w:spacing w:after="40" w:before="0"/>
-              <w:jc w:val="left"/>
-            </w:pPr>
-            <w:r>
-              <w:rPr>
-                <w:rFonts w:ascii="Arial" w:cs="Arial" w:eastAsia="Arial" w:hAnsi="Arial"/>
-                <w:b/>
-                <w:bCs/>
-                <w:i w:val="false"/>
-                <w:iCs w:val="false"/>
-                <w:color w:val="000000"/>
-                <w:sz w:val="18"/>
-                <w:szCs w:val="18"/>
-              </w:rPr>
-              <w:t xml:space="preserve">(a) Name two Kenyan technologies, other than the Kajiado panel, that depend on semiconductors. For each one, say which semiconductor idea from our lessons it uses (band gap, doping, p-n junction or temperature effects). (b) Explain how understanding and engineering semiconductor materials has changed everyday life in Kenya. (c) In which way did your thinking change between Lesson 1 and now?</w:t>
-            </w:r>
-          </w:p>
-        </w:tc>
-        <w:tc>
-          <w:tcPr>
-            <w:tcW w:type="dxa" w:w="10680"/>
-            <w:shd w:fill="FFFFFF" w:color="auto" w:val="clear"/>
-            <w:tcMar>
-              <w:top w:type="dxa" w:w="60"/>
-              <w:left w:type="dxa" w:w="120"/>
-              <w:bottom w:type="dxa" w:w="60"/>
-              <w:right w:type="dxa" w:w="120"/>
-            </w:tcMar>
-            <w:vAlign w:val="top"/>
-          </w:tcPr>
-          <w:p>
-            <w:pPr>
-              <w:spacing w:after="40" w:before="0"/>
-              <w:jc w:val="left"/>
-            </w:pPr>
-            <w:r>
-              <w:rPr>
-                <w:rFonts w:ascii="Arial" w:cs="Arial" w:eastAsia="Arial" w:hAnsi="Arial"/>
-                <w:b w:val="false"/>
-                <w:bCs w:val="false"/>
-                <w:i w:val="false"/>
-                <w:iCs w:val="false"/>
-                <w:color w:val="000000"/>
-                <w:sz w:val="18"/>
-                <w:szCs w:val="18"/>
-              </w:rPr>
-              <w:t xml:space="preserve">(a) Examples: (1) The microchips inside M-PESA mobile handsets contain doped p-n junctions that act as transistor switches, allowing one-way electron flow and digital logic at microscopic scale. (2) M-KOPA solar home systems use silicon panels that rely on the band gap and the p-n junction to turn light into current. KPLC smart meters and Safaricom network chips also depend on doped semiconductors. (b) By controlling band gaps and doping, engineers can make tiny switches and light-to-electricity converters. This has brought solar power to rural places such as schools in Turkana and farms in Kajiado, made mobile money possible through M-PESA, and made electricity use easier to measure with smart meters. These devices are small, cheap and reliable because semiconductors can be engineered precisely. (c) In Lesson 1 most of us thought that more heat and more sunlight must always mean more electricity. Now we know that in a semiconductor the temperature affects the carriers and the junction, so a hot panel can give less power even in bright sunshine. We also now understand that silicon is special because of its small band gap and because doping lets us build junctions, not simply because it is a conductor or an insulator.</w:t>
+              <w:t xml:space="preserve">Materials differ in whether they let current flow because of their energy bands. In copper the bands overlap (gap 0 eV), so its outer electrons are free to move, and its resistivity is very low (1.7 x 10^-8 ohm metre). In glass, wood and plastic the gap is above about 5 eV, so almost no electrons can move and resistivity is very high (PVC about 10^13 ohm metre or more). In our bulb test, only copper out of the four ordinary materials lit the bulb. This is why Mr Otieno's Nairobi wiring uses copper for efficient current flow and PVC as an insulator, so he can safely hold the cable at 240 V.</w:t>
+            </w:r>
+          </w:p>
+          <w:p>
+            <w:pPr>
+              <w:spacing w:after="40" w:before="0"/>
+              <w:jc w:val="left"/>
+            </w:pPr>
+            <w:r>
+              <w:rPr>
+                <w:rFonts w:ascii="Arial" w:cs="Arial" w:eastAsia="Arial" w:hAnsi="Arial"/>
+                <w:b w:val="false"/>
+                <w:bCs w:val="false"/>
+                <w:i w:val="false"/>
+                <w:iCs w:val="false"/>
+                <w:color w:val="000000"/>
+                <w:sz w:val="18"/>
+                <w:szCs w:val="18"/>
+              </w:rPr>
+              <w:t xml:space="preserve">Silicon and germanium are semiconductors with small gaps (1.1 eV and 0.67 eV), so a few free electrons and holes form and they conduct a little, more when warmer. Doping with phosphorus (n-type) or boron (p-type), about 1 atom in 10^7 to 10^8, raises conductivity thousands of times in a controlled way. A p-n junction conducts one way only (our diode lit the bulb forward-biased and not reverse-biased). This is the basis of silicon solar panels such as the 50 MW Garissa solar plant and of the microchips with billions of transistors in phones, M-Pesa and computers.</w:t>
+            </w:r>
+          </w:p>
+          <w:p>
+            <w:pPr>
+              <w:spacing w:after="40" w:before="0"/>
+              <w:jc w:val="left"/>
+            </w:pPr>
+            <w:r>
+              <w:rPr>
+                <w:rFonts w:ascii="Arial" w:cs="Arial" w:eastAsia="Arial" w:hAnsi="Arial"/>
+                <w:b w:val="false"/>
+                <w:bCs w:val="false"/>
+                <w:i w:val="false"/>
+                <w:iCs w:val="false"/>
+                <w:color w:val="000000"/>
+                <w:sz w:val="18"/>
+                <w:szCs w:val="18"/>
+              </w:rPr>
+              <w:t xml:space="preserve">Superconductors have zero resistance below their critical temperature. At Kenyatta National Hospital, the MRI uses NbTi coils (Tc 9.2 K) cooled to 4.2 K by liquid helium, so large current flows without energy loss and gives a field of about 1.5 T to 3 T.</w:t>
+            </w:r>
+          </w:p>
+          <w:p>
+            <w:pPr>
+              <w:spacing w:after="40" w:before="0"/>
+              <w:jc w:val="left"/>
+            </w:pPr>
+            <w:r>
+              <w:rPr>
+                <w:rFonts w:ascii="Arial" w:cs="Arial" w:eastAsia="Arial" w:hAnsi="Arial"/>
+                <w:b w:val="false"/>
+                <w:bCs w:val="false"/>
+                <w:i w:val="false"/>
+                <w:iCs w:val="false"/>
+                <w:color w:val="000000"/>
+                <w:sz w:val="18"/>
+                <w:szCs w:val="18"/>
+              </w:rPr>
+              <w:t xml:space="preserve">My class model changed from only showing electrons and atoms in Lesson 1 to showing energy bands and gaps, free electrons, holes, doping and critical temperature, which explains the differences.</w:t>
             </w:r>
           </w:p>
         </w:tc>
@@ -1661,7 +2292,7 @@
                 <w:sz w:val="18"/>
                 <w:szCs w:val="18"/>
               </w:rPr>
-              <w:t xml:space="preserve">Use of the energy band model</w:t>
+              <w:t xml:space="preserve">Use of evidence and data</w:t>
             </w:r>
           </w:p>
         </w:tc>
@@ -1693,7 +2324,7 @@
                 <w:sz w:val="18"/>
                 <w:szCs w:val="18"/>
               </w:rPr>
-              <w:t xml:space="preserve">Correctly describes valence band, conduction band and band gap for a metal, an insulator and silicon (about 1.1 eV), and uses them to explain why silicon conducts in light but not in darkness.</w:t>
+              <w:t xml:space="preserve">Uses accurate results from the bulb test and resistivity, gap and Tc values with correct units and the correct order of materials.</w:t>
             </w:r>
           </w:p>
         </w:tc>
@@ -1725,7 +2356,7 @@
                 <w:sz w:val="18"/>
                 <w:szCs w:val="18"/>
               </w:rPr>
-              <w:t xml:space="preserve">Describes the bands and gaps for most materials and explains silicon's conduction, with small gaps in detail or vocabulary.</w:t>
+              <w:t xml:space="preserve">Uses most evidence and numbers correctly, with a few missing units or small slips.</w:t>
             </w:r>
           </w:p>
         </w:tc>
@@ -1757,7 +2388,7 @@
                 <w:sz w:val="18"/>
                 <w:szCs w:val="18"/>
               </w:rPr>
-              <w:t xml:space="preserve">Mentions bands or gaps but confuses which material has which gap, or does not link the gap to conduction.</w:t>
+              <w:t xml:space="preserve">Uses little evidence, or numbers and results are missing or incorrect.</w:t>
             </w:r>
           </w:p>
         </w:tc>
@@ -1791,7 +2422,7 @@
                 <w:sz w:val="18"/>
                 <w:szCs w:val="18"/>
               </w:rPr>
-              <w:t xml:space="preserve">Explanation of doping and the p-n junction</w:t>
+              <w:t xml:space="preserve">Scientific explanation using the band model</w:t>
             </w:r>
           </w:p>
         </w:tc>
@@ -1823,7 +2454,7 @@
                 <w:sz w:val="18"/>
                 <w:szCs w:val="18"/>
               </w:rPr>
-              <w:t xml:space="preserve">Accurately explains n-type (phosphorus, electron donor) and p-type (boron, holes), the majority carriers, and how the junction gives one-way current, linked to the solar panel.</w:t>
+              <w:t xml:space="preserve">Clearly explains conductors, insulators, semiconductors, temperature effects, doping and p-n junctions using energy gaps, free electrons and holes.</w:t>
             </w:r>
           </w:p>
         </w:tc>
@@ -1855,7 +2486,7 @@
                 <w:sz w:val="18"/>
                 <w:szCs w:val="18"/>
               </w:rPr>
-              <w:t xml:space="preserve">Explains n-type and p-type correctly and mentions one-way flow, but the link to the panel is brief.</w:t>
+              <w:t xml:space="preserve">Explains most ideas using gaps and free electrons or holes, with some gaps in reasoning.</w:t>
             </w:r>
           </w:p>
         </w:tc>
@@ -1887,7 +2518,7 @@
                 <w:sz w:val="18"/>
                 <w:szCs w:val="18"/>
               </w:rPr>
-              <w:t xml:space="preserve">Confuses n-type and p-type or the carriers, or does not explain the junction's role.</w:t>
+              <w:t xml:space="preserve">Describes what happens but does not explain why, or confuses ideas such as n-type and p-type.</w:t>
             </w:r>
           </w:p>
         </w:tc>
@@ -1921,7 +2552,7 @@
                 <w:sz w:val="18"/>
                 <w:szCs w:val="18"/>
               </w:rPr>
-              <w:t xml:space="preserve">Claim–Evidence–Reasoning on the Kajiado phenomenon</w:t>
+              <w:t xml:space="preserve">Correct use of terms and conventions</w:t>
             </w:r>
           </w:p>
         </w:tc>
@@ -1953,7 +2584,7 @@
                 <w:sz w:val="18"/>
                 <w:szCs w:val="18"/>
               </w:rPr>
-              <w:t xml:space="preserve">Gives a clear claim, at least two specific pieces of evidence from the lessons (noting how well each matches the Kajiado temperatures), and logical reasoning from higher temperature (35 °C vs 18 °C) through lattice vibrations and electron-hole recombination to reduced power output.</w:t>
+              <w:t xml:space="preserve">Uses conductor, insulator, semiconductor, superconductor, forward-biased and reverse-biased correctly and says insulators allow almost no current.</w:t>
             </w:r>
           </w:p>
         </w:tc>
@@ -1985,7 +2616,7 @@
                 <w:sz w:val="18"/>
                 <w:szCs w:val="18"/>
               </w:rPr>
-              <w:t xml:space="preserve">Gives a clear claim with some evidence and mostly correct reasoning, with a gap in the chain of cause and effect.</w:t>
+              <w:t xml:space="preserve">Mostly correct terms, with one or two mix-ups.</w:t>
             </w:r>
           </w:p>
         </w:tc>
@@ -2017,7 +2648,7 @@
                 <w:sz w:val="18"/>
                 <w:szCs w:val="18"/>
               </w:rPr>
-              <w:t xml:space="preserve">States that it is hotter and gives less power without a mechanism, or says more heat gives more electricity.</w:t>
+              <w:t xml:space="preserve">Often mixes terms or claims insulators allow no current at all.</w:t>
             </w:r>
           </w:p>
         </w:tc>
@@ -2051,7 +2682,7 @@
                 <w:sz w:val="18"/>
                 <w:szCs w:val="18"/>
               </w:rPr>
-              <w:t xml:space="preserve">Application to Kenyan contexts and scientific communication</w:t>
+              <w:t xml:space="preserve">Connection to Kenyan contexts and the Driving Question</w:t>
             </w:r>
           </w:p>
         </w:tc>
@@ -2083,7 +2714,7 @@
                 <w:sz w:val="18"/>
                 <w:szCs w:val="18"/>
               </w:rPr>
-              <w:t xml:space="preserve">Gives two accurate Kenyan examples linked to specific semiconductor ideas, reflects on the change in thinking since Lesson 1, and uses scientific terms correctly, with clear labelled diagrams.</w:t>
+              <w:t xml:space="preserve">Links the answer to Mr Otieno's wiring and at least two Kenyan cases and answers safety and efficiency fully.</w:t>
             </w:r>
           </w:p>
         </w:tc>
@@ -2115,7 +2746,7 @@
                 <w:sz w:val="18"/>
                 <w:szCs w:val="18"/>
               </w:rPr>
-              <w:t xml:space="preserve">Gives examples with a general link to semiconductors and uses most terms correctly; diagrams are mostly labelled.</w:t>
+              <w:t xml:space="preserve">Links to wiring and one other case, answering the Driving Question in part.</w:t>
             </w:r>
           </w:p>
         </w:tc>
@@ -2147,7 +2778,137 @@
                 <w:sz w:val="18"/>
                 <w:szCs w:val="18"/>
               </w:rPr>
-              <w:t xml:space="preserve">Gives examples without linking them to the physics, uses few scientific terms, or leaves diagrams unlabelled.</w:t>
+              <w:t xml:space="preserve">Few or no links to the contexts, or the Driving Question is not answered.</w:t>
+            </w:r>
+          </w:p>
+        </w:tc>
+      </w:tr>
+      <w:tr>
+        <w:tc>
+          <w:tcPr>
+            <w:tcW w:type="dxa" w:w="3000"/>
+            <w:shd w:fill="D5E8F0" w:color="auto" w:val="clear"/>
+            <w:tcMar>
+              <w:top w:type="dxa" w:w="60"/>
+              <w:left w:type="dxa" w:w="120"/>
+              <w:bottom w:type="dxa" w:w="60"/>
+              <w:right w:type="dxa" w:w="120"/>
+            </w:tcMar>
+            <w:vAlign w:val="top"/>
+          </w:tcPr>
+          <w:p>
+            <w:pPr>
+              <w:spacing w:after="40" w:before="0"/>
+              <w:jc w:val="left"/>
+            </w:pPr>
+            <w:r>
+              <w:rPr>
+                <w:rFonts w:ascii="Arial" w:cs="Arial" w:eastAsia="Arial" w:hAnsi="Arial"/>
+                <w:b w:val="false"/>
+                <w:bCs w:val="false"/>
+                <w:i w:val="false"/>
+                <w:iCs w:val="false"/>
+                <w:color w:val="000000"/>
+                <w:sz w:val="18"/>
+                <w:szCs w:val="18"/>
+              </w:rPr>
+              <w:t xml:space="preserve">Model revision and clarity</w:t>
+            </w:r>
+          </w:p>
+        </w:tc>
+        <w:tc>
+          <w:tcPr>
+            <w:tcW w:type="dxa" w:w="3560"/>
+            <w:shd w:fill="FFFFFF" w:color="auto" w:val="clear"/>
+            <w:tcMar>
+              <w:top w:type="dxa" w:w="60"/>
+              <w:left w:type="dxa" w:w="120"/>
+              <w:bottom w:type="dxa" w:w="60"/>
+              <w:right w:type="dxa" w:w="120"/>
+            </w:tcMar>
+            <w:vAlign w:val="top"/>
+          </w:tcPr>
+          <w:p>
+            <w:pPr>
+              <w:spacing w:after="40" w:before="0"/>
+              <w:jc w:val="left"/>
+            </w:pPr>
+            <w:r>
+              <w:rPr>
+                <w:rFonts w:ascii="Arial" w:cs="Arial" w:eastAsia="Arial" w:hAnsi="Arial"/>
+                <w:b w:val="false"/>
+                <w:bCs w:val="false"/>
+                <w:i w:val="false"/>
+                <w:iCs w:val="false"/>
+                <w:color w:val="000000"/>
+                <w:sz w:val="18"/>
+                <w:szCs w:val="18"/>
+              </w:rPr>
+              <w:t xml:space="preserve">Clearly describes how the class model changed from Lesson 1 and writes in well-organised sentences.</w:t>
+            </w:r>
+          </w:p>
+        </w:tc>
+        <w:tc>
+          <w:tcPr>
+            <w:tcW w:type="dxa" w:w="3560"/>
+            <w:shd w:fill="F2F2F2" w:color="auto" w:val="clear"/>
+            <w:tcMar>
+              <w:top w:type="dxa" w:w="60"/>
+              <w:left w:type="dxa" w:w="120"/>
+              <w:bottom w:type="dxa" w:w="60"/>
+              <w:right w:type="dxa" w:w="120"/>
+            </w:tcMar>
+            <w:vAlign w:val="top"/>
+          </w:tcPr>
+          <w:p>
+            <w:pPr>
+              <w:spacing w:after="40" w:before="0"/>
+              <w:jc w:val="left"/>
+            </w:pPr>
+            <w:r>
+              <w:rPr>
+                <w:rFonts w:ascii="Arial" w:cs="Arial" w:eastAsia="Arial" w:hAnsi="Arial"/>
+                <w:b w:val="false"/>
+                <w:bCs w:val="false"/>
+                <w:i w:val="false"/>
+                <w:iCs w:val="false"/>
+                <w:color w:val="000000"/>
+                <w:sz w:val="18"/>
+                <w:szCs w:val="18"/>
+              </w:rPr>
+              <w:t xml:space="preserve">Mentions model change and writes clearly most of the time.</w:t>
+            </w:r>
+          </w:p>
+        </w:tc>
+        <w:tc>
+          <w:tcPr>
+            <w:tcW w:type="dxa" w:w="3560"/>
+            <w:shd w:fill="FFFFFF" w:color="auto" w:val="clear"/>
+            <w:tcMar>
+              <w:top w:type="dxa" w:w="60"/>
+              <w:left w:type="dxa" w:w="120"/>
+              <w:bottom w:type="dxa" w:w="60"/>
+              <w:right w:type="dxa" w:w="120"/>
+            </w:tcMar>
+            <w:vAlign w:val="top"/>
+          </w:tcPr>
+          <w:p>
+            <w:pPr>
+              <w:spacing w:after="40" w:before="0"/>
+              <w:jc w:val="left"/>
+            </w:pPr>
+            <w:r>
+              <w:rPr>
+                <w:rFonts w:ascii="Arial" w:cs="Arial" w:eastAsia="Arial" w:hAnsi="Arial"/>
+                <w:b w:val="false"/>
+                <w:bCs w:val="false"/>
+                <w:i w:val="false"/>
+                <w:iCs w:val="false"/>
+                <w:color w:val="000000"/>
+                <w:sz w:val="18"/>
+                <w:szCs w:val="18"/>
+              </w:rPr>
+              <w:t xml:space="preserve">Does not describe model change, or writing is hard to follow.</w:t>
             </w:r>
           </w:p>
         </w:tc>
@@ -2271,7 +3032,7 @@
         </w:rPr>
         <w:t xml:space="preserve">© 2026 SeaVuria and ARES. This work is licensed under a </w:t>
       </w:r>
-      <w:hyperlink w:history="1" r:id="rIdewocsnxp5iufh3vkxlonz">
+      <w:hyperlink w:history="1" r:id="rIdhii_lxwysjc8gpuuxhaeo">
         <w:r>
           <w:rPr>
             <w:rFonts w:ascii="Arial" w:cs="Arial" w:eastAsia="Arial" w:hAnsi="Arial"/>
@@ -2291,7 +3052,7 @@
         </w:rPr>
         <w:t xml:space="preserve"> (</w:t>
       </w:r>
-      <w:hyperlink w:history="1" r:id="rIdbs77oecv3dt4d5yu-hphq">
+      <w:hyperlink w:history="1" r:id="rIdws9oc8brw6wmkotzlhzum">
         <w:r>
           <w:rPr>
             <w:rFonts w:ascii="Arial" w:cs="Arial" w:eastAsia="Arial" w:hAnsi="Arial"/>
@@ -2311,7 +3072,7 @@
         </w:rPr>
         <w:t xml:space="preserve">). To view a copy of this license, visit </w:t>
       </w:r>
-      <w:hyperlink w:history="1" r:id="rIdp_onnjd2yzswj6mm9yq5k">
+      <w:hyperlink w:history="1" r:id="rId262yub7syv3hpfi4h_i5i">
         <w:r>
           <w:rPr>
             <w:rFonts w:ascii="Arial" w:cs="Arial" w:eastAsia="Arial" w:hAnsi="Arial"/>

--- a/data/outputs/v2/Physics/SS3.3_Introduction_to_Electronics/Physics_Introduction_to_Electronics_FinalExplanation_TeacherKey.docx
+++ b/data/outputs/v2/Physics/SS3.3_Introduction_to_Electronics/Physics_Introduction_to_Electronics_FinalExplanation_TeacherKey.docx
@@ -4,6 +4,7 @@
   <w:body>
     <w:p>
       <w:pPr>
+        <w:keepNext w:val="false"/>
         <w:spacing w:after="30" w:before="0"/>
         <w:jc w:val="center"/>
       </w:pPr>
@@ -23,6 +24,7 @@
     </w:p>
     <w:p>
       <w:pPr>
+        <w:keepNext w:val="false"/>
         <w:spacing w:after="60" w:before="0"/>
         <w:jc w:val="center"/>
       </w:pPr>
@@ -81,6 +83,7 @@
           </w:tcPr>
           <w:p>
             <w:pPr>
+              <w:keepNext w:val="false"/>
               <w:spacing w:after="40" w:before="0"/>
               <w:jc w:val="center"/>
             </w:pPr>
@@ -116,6 +119,7 @@
           </w:tcPr>
           <w:p>
             <w:pPr>
+              <w:keepNext w:val="false"/>
               <w:spacing w:after="40" w:before="0"/>
               <w:jc w:val="center"/>
             </w:pPr>
@@ -176,6 +180,7 @@
           </w:tcPr>
           <w:p>
             <w:pPr>
+              <w:keepNext w:val="false"/>
               <w:spacing w:after="40" w:before="0"/>
               <w:jc w:val="center"/>
             </w:pPr>
@@ -210,6 +215,7 @@
           </w:tcPr>
           <w:p>
             <w:pPr>
+              <w:keepNext w:val="false"/>
               <w:spacing w:after="40" w:before="0"/>
               <w:jc w:val="left"/>
             </w:pPr>
@@ -271,6 +277,7 @@
           </w:tcPr>
           <w:p>
             <w:pPr>
+              <w:keepNext/>
               <w:spacing w:after="40" w:before="0"/>
               <w:jc w:val="center"/>
             </w:pPr>
@@ -305,6 +312,7 @@
           </w:tcPr>
           <w:p>
             <w:pPr>
+              <w:keepNext w:val="false"/>
               <w:spacing w:after="40" w:before="0"/>
               <w:jc w:val="left"/>
             </w:pPr>
@@ -324,6 +332,7 @@
           </w:p>
           <w:p>
             <w:pPr>
+              <w:keepNext w:val="false"/>
               <w:spacing w:after="40" w:before="0"/>
               <w:jc w:val="left"/>
             </w:pPr>
@@ -343,6 +352,7 @@
           </w:p>
           <w:p>
             <w:pPr>
+              <w:keepNext w:val="false"/>
               <w:spacing w:after="40" w:before="0"/>
               <w:jc w:val="left"/>
             </w:pPr>
@@ -362,6 +372,7 @@
           </w:p>
           <w:p>
             <w:pPr>
+              <w:keepNext w:val="false"/>
               <w:spacing w:after="40" w:before="0"/>
               <w:jc w:val="left"/>
             </w:pPr>
@@ -394,6 +405,7 @@
           </w:tcPr>
           <w:p>
             <w:pPr>
+              <w:keepNext w:val="false"/>
               <w:spacing w:after="40" w:before="0"/>
               <w:jc w:val="left"/>
             </w:pPr>
@@ -413,6 +425,7 @@
           </w:p>
           <w:p>
             <w:pPr>
+              <w:keepNext w:val="false"/>
               <w:spacing w:after="40" w:before="0"/>
               <w:jc w:val="left"/>
             </w:pPr>
@@ -432,6 +445,7 @@
           </w:p>
           <w:p>
             <w:pPr>
+              <w:keepNext w:val="false"/>
               <w:spacing w:after="40" w:before="0"/>
               <w:jc w:val="left"/>
             </w:pPr>
@@ -493,6 +507,7 @@
           </w:tcPr>
           <w:p>
             <w:pPr>
+              <w:keepNext/>
               <w:spacing w:after="40" w:before="0"/>
               <w:jc w:val="center"/>
             </w:pPr>
@@ -527,6 +542,7 @@
           </w:tcPr>
           <w:p>
             <w:pPr>
+              <w:keepNext w:val="false"/>
               <w:spacing w:after="40" w:before="0"/>
               <w:jc w:val="left"/>
             </w:pPr>
@@ -546,6 +562,7 @@
           </w:p>
           <w:p>
             <w:pPr>
+              <w:keepNext w:val="false"/>
               <w:spacing w:after="40" w:before="0"/>
               <w:jc w:val="left"/>
             </w:pPr>
@@ -595,6 +612,7 @@
                 </w:tcPr>
                 <w:p>
                   <w:pPr>
+                    <w:keepNext w:val="false"/>
                     <w:spacing w:after="40" w:before="0"/>
                     <w:jc w:val="left"/>
                   </w:pPr>
@@ -627,6 +645,7 @@
                 </w:tcPr>
                 <w:p>
                   <w:pPr>
+                    <w:keepNext w:val="false"/>
                     <w:spacing w:after="40" w:before="0"/>
                     <w:jc w:val="left"/>
                   </w:pPr>
@@ -661,6 +680,7 @@
                 </w:tcPr>
                 <w:p>
                   <w:pPr>
+                    <w:keepNext w:val="false"/>
                     <w:spacing w:after="40" w:before="0"/>
                     <w:jc w:val="left"/>
                   </w:pPr>
@@ -693,6 +713,7 @@
                 </w:tcPr>
                 <w:p>
                   <w:pPr>
+                    <w:keepNext w:val="false"/>
                     <w:spacing w:after="40" w:before="0"/>
                     <w:jc w:val="left"/>
                   </w:pPr>
@@ -727,6 +748,7 @@
                 </w:tcPr>
                 <w:p>
                   <w:pPr>
+                    <w:keepNext w:val="false"/>
                     <w:spacing w:after="40" w:before="0"/>
                     <w:jc w:val="left"/>
                   </w:pPr>
@@ -759,6 +781,7 @@
                 </w:tcPr>
                 <w:p>
                   <w:pPr>
+                    <w:keepNext w:val="false"/>
                     <w:spacing w:after="40" w:before="0"/>
                     <w:jc w:val="left"/>
                   </w:pPr>
@@ -793,6 +816,7 @@
                 </w:tcPr>
                 <w:p>
                   <w:pPr>
+                    <w:keepNext w:val="false"/>
                     <w:spacing w:after="40" w:before="0"/>
                     <w:jc w:val="left"/>
                   </w:pPr>
@@ -825,6 +849,7 @@
                 </w:tcPr>
                 <w:p>
                   <w:pPr>
+                    <w:keepNext w:val="false"/>
                     <w:spacing w:after="40" w:before="0"/>
                     <w:jc w:val="left"/>
                   </w:pPr>
@@ -859,6 +884,7 @@
                 </w:tcPr>
                 <w:p>
                   <w:pPr>
+                    <w:keepNext w:val="false"/>
                     <w:spacing w:after="40" w:before="0"/>
                     <w:jc w:val="left"/>
                   </w:pPr>
@@ -891,6 +917,7 @@
                 </w:tcPr>
                 <w:p>
                   <w:pPr>
+                    <w:keepNext w:val="false"/>
                     <w:spacing w:after="40" w:before="0"/>
                     <w:jc w:val="left"/>
                   </w:pPr>
@@ -925,6 +952,7 @@
                 </w:tcPr>
                 <w:p>
                   <w:pPr>
+                    <w:keepNext w:val="false"/>
                     <w:spacing w:after="40" w:before="0"/>
                     <w:jc w:val="left"/>
                   </w:pPr>
@@ -957,6 +985,7 @@
                 </w:tcPr>
                 <w:p>
                   <w:pPr>
+                    <w:keepNext w:val="false"/>
                     <w:spacing w:after="40" w:before="0"/>
                     <w:jc w:val="left"/>
                   </w:pPr>
@@ -991,6 +1020,7 @@
                 </w:tcPr>
                 <w:p>
                   <w:pPr>
+                    <w:keepNext w:val="false"/>
                     <w:spacing w:after="40" w:before="0"/>
                     <w:jc w:val="left"/>
                   </w:pPr>
@@ -1023,6 +1053,7 @@
                 </w:tcPr>
                 <w:p>
                   <w:pPr>
+                    <w:keepNext w:val="false"/>
                     <w:spacing w:after="40" w:before="0"/>
                     <w:jc w:val="left"/>
                   </w:pPr>
@@ -1045,6 +1076,7 @@
           </w:tbl>
           <w:p>
             <w:pPr>
+              <w:keepNext w:val="false"/>
               <w:spacing w:after="60" w:before="0"/>
               <w:jc w:val="left"/>
             </w:pPr>
@@ -1064,6 +1096,7 @@
           </w:p>
           <w:p>
             <w:pPr>
+              <w:keepNext w:val="false"/>
               <w:spacing w:after="40" w:before="0"/>
               <w:jc w:val="left"/>
             </w:pPr>
@@ -1083,6 +1116,7 @@
           </w:p>
           <w:p>
             <w:pPr>
+              <w:keepNext w:val="false"/>
               <w:spacing w:after="40" w:before="0"/>
               <w:jc w:val="left"/>
             </w:pPr>
@@ -1102,6 +1136,7 @@
           </w:p>
           <w:p>
             <w:pPr>
+              <w:keepNext w:val="false"/>
               <w:spacing w:after="40" w:before="0"/>
               <w:jc w:val="left"/>
             </w:pPr>
@@ -1121,6 +1156,7 @@
           </w:p>
           <w:p>
             <w:pPr>
+              <w:keepNext w:val="false"/>
               <w:spacing w:after="40" w:before="0"/>
               <w:jc w:val="left"/>
             </w:pPr>
@@ -1140,6 +1176,7 @@
           </w:p>
           <w:p>
             <w:pPr>
+              <w:keepNext w:val="false"/>
               <w:spacing w:after="40" w:before="0"/>
               <w:jc w:val="left"/>
             </w:pPr>
@@ -1159,6 +1196,7 @@
           </w:p>
           <w:p>
             <w:pPr>
+              <w:keepNext w:val="false"/>
               <w:spacing w:after="40" w:before="0"/>
               <w:jc w:val="left"/>
             </w:pPr>
@@ -1178,6 +1216,7 @@
           </w:p>
           <w:p>
             <w:pPr>
+              <w:keepNext w:val="false"/>
               <w:spacing w:after="60" w:before="0"/>
               <w:jc w:val="left"/>
             </w:pPr>
@@ -1210,6 +1249,7 @@
           </w:tcPr>
           <w:p>
             <w:pPr>
+              <w:keepNext w:val="false"/>
               <w:spacing w:after="40" w:before="0"/>
               <w:jc w:val="left"/>
             </w:pPr>
@@ -1229,6 +1269,7 @@
           </w:p>
           <w:p>
             <w:pPr>
+              <w:keepNext w:val="false"/>
               <w:spacing w:after="40" w:before="0"/>
               <w:jc w:val="left"/>
             </w:pPr>
@@ -1248,6 +1289,7 @@
           </w:p>
           <w:p>
             <w:pPr>
+              <w:keepNext w:val="false"/>
               <w:spacing w:after="40" w:before="0"/>
               <w:jc w:val="left"/>
             </w:pPr>
@@ -1267,6 +1309,7 @@
           </w:p>
           <w:p>
             <w:pPr>
+              <w:keepNext w:val="false"/>
               <w:spacing w:after="40" w:before="0"/>
               <w:jc w:val="left"/>
             </w:pPr>
@@ -1286,6 +1329,7 @@
           </w:p>
           <w:p>
             <w:pPr>
+              <w:keepNext w:val="false"/>
               <w:spacing w:after="40" w:before="0"/>
               <w:jc w:val="left"/>
             </w:pPr>
@@ -1347,6 +1391,7 @@
           </w:tcPr>
           <w:p>
             <w:pPr>
+              <w:keepNext/>
               <w:spacing w:after="40" w:before="0"/>
               <w:jc w:val="center"/>
             </w:pPr>
@@ -1381,6 +1426,7 @@
           </w:tcPr>
           <w:p>
             <w:pPr>
+              <w:keepNext w:val="false"/>
               <w:spacing w:after="40" w:before="0"/>
               <w:jc w:val="left"/>
             </w:pPr>
@@ -1400,6 +1446,7 @@
           </w:p>
           <w:p>
             <w:pPr>
+              <w:keepNext w:val="false"/>
               <w:spacing w:after="40" w:before="0"/>
               <w:jc w:val="left"/>
             </w:pPr>
@@ -1419,6 +1466,7 @@
           </w:p>
           <w:p>
             <w:pPr>
+              <w:keepNext w:val="false"/>
               <w:spacing w:after="40" w:before="0"/>
               <w:jc w:val="left"/>
             </w:pPr>
@@ -1438,6 +1486,7 @@
           </w:p>
           <w:p>
             <w:pPr>
+              <w:keepNext w:val="false"/>
               <w:spacing w:after="40" w:before="0"/>
               <w:jc w:val="left"/>
             </w:pPr>
@@ -1457,6 +1506,7 @@
           </w:p>
           <w:p>
             <w:pPr>
+              <w:keepNext w:val="false"/>
               <w:spacing w:after="40" w:before="0"/>
               <w:jc w:val="left"/>
             </w:pPr>
@@ -1489,6 +1539,7 @@
           </w:tcPr>
           <w:p>
             <w:pPr>
+              <w:keepNext w:val="false"/>
               <w:spacing w:after="40" w:before="0"/>
               <w:jc w:val="left"/>
             </w:pPr>
@@ -1508,6 +1559,7 @@
           </w:p>
           <w:p>
             <w:pPr>
+              <w:keepNext w:val="false"/>
               <w:spacing w:after="40" w:before="0"/>
               <w:jc w:val="left"/>
             </w:pPr>
@@ -1527,6 +1579,7 @@
           </w:p>
           <w:p>
             <w:pPr>
+              <w:keepNext w:val="false"/>
               <w:spacing w:after="40" w:before="0"/>
               <w:jc w:val="left"/>
             </w:pPr>
@@ -1546,6 +1599,7 @@
           </w:p>
           <w:p>
             <w:pPr>
+              <w:keepNext w:val="false"/>
               <w:spacing w:after="40" w:before="0"/>
               <w:jc w:val="left"/>
             </w:pPr>
@@ -1607,6 +1661,7 @@
           </w:tcPr>
           <w:p>
             <w:pPr>
+              <w:keepNext/>
               <w:spacing w:after="40" w:before="0"/>
               <w:jc w:val="center"/>
             </w:pPr>
@@ -1641,6 +1696,7 @@
           </w:tcPr>
           <w:p>
             <w:pPr>
+              <w:keepNext w:val="false"/>
               <w:spacing w:after="40" w:before="0"/>
               <w:jc w:val="left"/>
             </w:pPr>
@@ -1660,6 +1716,7 @@
           </w:p>
           <w:p>
             <w:pPr>
+              <w:keepNext w:val="false"/>
               <w:spacing w:after="40" w:before="0"/>
               <w:jc w:val="left"/>
             </w:pPr>
@@ -1679,6 +1736,7 @@
           </w:p>
           <w:p>
             <w:pPr>
+              <w:keepNext w:val="false"/>
               <w:spacing w:after="40" w:before="0"/>
               <w:jc w:val="left"/>
             </w:pPr>
@@ -1698,6 +1756,7 @@
           </w:p>
           <w:p>
             <w:pPr>
+              <w:keepNext w:val="false"/>
               <w:spacing w:after="40" w:before="0"/>
               <w:jc w:val="left"/>
             </w:pPr>
@@ -1730,6 +1789,7 @@
           </w:tcPr>
           <w:p>
             <w:pPr>
+              <w:keepNext w:val="false"/>
               <w:spacing w:after="40" w:before="0"/>
               <w:jc w:val="left"/>
             </w:pPr>
@@ -1749,6 +1809,7 @@
           </w:p>
           <w:p>
             <w:pPr>
+              <w:keepNext w:val="false"/>
               <w:spacing w:after="40" w:before="0"/>
               <w:jc w:val="left"/>
             </w:pPr>
@@ -1768,6 +1829,7 @@
           </w:p>
           <w:p>
             <w:pPr>
+              <w:keepNext w:val="false"/>
               <w:spacing w:after="40" w:before="0"/>
               <w:jc w:val="left"/>
             </w:pPr>
@@ -1829,6 +1891,7 @@
           </w:tcPr>
           <w:p>
             <w:pPr>
+              <w:keepNext/>
               <w:spacing w:after="40" w:before="0"/>
               <w:jc w:val="center"/>
             </w:pPr>
@@ -1863,6 +1926,7 @@
           </w:tcPr>
           <w:p>
             <w:pPr>
+              <w:keepNext w:val="false"/>
               <w:spacing w:after="40" w:before="0"/>
               <w:jc w:val="left"/>
             </w:pPr>
@@ -1882,6 +1946,7 @@
           </w:p>
           <w:p>
             <w:pPr>
+              <w:keepNext w:val="false"/>
               <w:spacing w:after="40" w:before="0"/>
               <w:jc w:val="left"/>
             </w:pPr>
@@ -1994,6 +2059,7 @@
           </w:tcPr>
           <w:p>
             <w:pPr>
+              <w:keepNext w:val="false"/>
               <w:spacing w:after="40" w:before="0"/>
               <w:jc w:val="left"/>
             </w:pPr>
@@ -2013,6 +2079,7 @@
           </w:p>
           <w:p>
             <w:pPr>
+              <w:keepNext w:val="false"/>
               <w:spacing w:after="40" w:before="0"/>
               <w:jc w:val="left"/>
             </w:pPr>
@@ -2032,6 +2099,7 @@
           </w:p>
           <w:p>
             <w:pPr>
+              <w:keepNext w:val="false"/>
               <w:spacing w:after="40" w:before="0"/>
               <w:jc w:val="left"/>
             </w:pPr>
@@ -2051,6 +2119,7 @@
           </w:p>
           <w:p>
             <w:pPr>
+              <w:keepNext w:val="false"/>
               <w:spacing w:after="40" w:before="0"/>
               <w:jc w:val="left"/>
             </w:pPr>
@@ -2114,6 +2183,7 @@
           </w:tcPr>
           <w:p>
             <w:pPr>
+              <w:keepNext w:val="false"/>
               <w:spacing w:after="40" w:before="0"/>
               <w:jc w:val="center"/>
             </w:pPr>
@@ -2148,6 +2218,7 @@
           </w:tcPr>
           <w:p>
             <w:pPr>
+              <w:keepNext w:val="false"/>
               <w:spacing w:after="40" w:before="0"/>
               <w:jc w:val="left"/>
             </w:pPr>
@@ -2180,6 +2251,7 @@
           </w:tcPr>
           <w:p>
             <w:pPr>
+              <w:keepNext w:val="false"/>
               <w:spacing w:after="40" w:before="0"/>
               <w:jc w:val="left"/>
             </w:pPr>
@@ -2212,6 +2284,7 @@
           </w:tcPr>
           <w:p>
             <w:pPr>
+              <w:keepNext w:val="false"/>
               <w:spacing w:after="40" w:before="0"/>
               <w:jc w:val="left"/>
             </w:pPr>
@@ -2244,6 +2317,7 @@
           </w:tcPr>
           <w:p>
             <w:pPr>
+              <w:keepNext w:val="false"/>
               <w:spacing w:after="40" w:before="0"/>
               <w:jc w:val="left"/>
             </w:pPr>
@@ -2278,6 +2352,7 @@
           </w:tcPr>
           <w:p>
             <w:pPr>
+              <w:keepNext w:val="false"/>
               <w:spacing w:after="40" w:before="0"/>
               <w:jc w:val="left"/>
             </w:pPr>
@@ -2310,6 +2385,7 @@
           </w:tcPr>
           <w:p>
             <w:pPr>
+              <w:keepNext w:val="false"/>
               <w:spacing w:after="40" w:before="0"/>
               <w:jc w:val="left"/>
             </w:pPr>
@@ -2342,6 +2418,7 @@
           </w:tcPr>
           <w:p>
             <w:pPr>
+              <w:keepNext w:val="false"/>
               <w:spacing w:after="40" w:before="0"/>
               <w:jc w:val="left"/>
             </w:pPr>
@@ -2374,6 +2451,7 @@
           </w:tcPr>
           <w:p>
             <w:pPr>
+              <w:keepNext w:val="false"/>
               <w:spacing w:after="40" w:before="0"/>
               <w:jc w:val="left"/>
             </w:pPr>
@@ -2408,6 +2486,7 @@
           </w:tcPr>
           <w:p>
             <w:pPr>
+              <w:keepNext w:val="false"/>
               <w:spacing w:after="40" w:before="0"/>
               <w:jc w:val="left"/>
             </w:pPr>
@@ -2440,6 +2519,7 @@
           </w:tcPr>
           <w:p>
             <w:pPr>
+              <w:keepNext w:val="false"/>
               <w:spacing w:after="40" w:before="0"/>
               <w:jc w:val="left"/>
             </w:pPr>
@@ -2472,6 +2552,7 @@
           </w:tcPr>
           <w:p>
             <w:pPr>
+              <w:keepNext w:val="false"/>
               <w:spacing w:after="40" w:before="0"/>
               <w:jc w:val="left"/>
             </w:pPr>
@@ -2504,6 +2585,7 @@
           </w:tcPr>
           <w:p>
             <w:pPr>
+              <w:keepNext w:val="false"/>
               <w:spacing w:after="40" w:before="0"/>
               <w:jc w:val="left"/>
             </w:pPr>
@@ -2538,6 +2620,7 @@
           </w:tcPr>
           <w:p>
             <w:pPr>
+              <w:keepNext w:val="false"/>
               <w:spacing w:after="40" w:before="0"/>
               <w:jc w:val="left"/>
             </w:pPr>
@@ -2570,6 +2653,7 @@
           </w:tcPr>
           <w:p>
             <w:pPr>
+              <w:keepNext w:val="false"/>
               <w:spacing w:after="40" w:before="0"/>
               <w:jc w:val="left"/>
             </w:pPr>
@@ -2602,6 +2686,7 @@
           </w:tcPr>
           <w:p>
             <w:pPr>
+              <w:keepNext w:val="false"/>
               <w:spacing w:after="40" w:before="0"/>
               <w:jc w:val="left"/>
             </w:pPr>
@@ -2634,6 +2719,7 @@
           </w:tcPr>
           <w:p>
             <w:pPr>
+              <w:keepNext w:val="false"/>
               <w:spacing w:after="40" w:before="0"/>
               <w:jc w:val="left"/>
             </w:pPr>
@@ -2668,6 +2754,7 @@
           </w:tcPr>
           <w:p>
             <w:pPr>
+              <w:keepNext w:val="false"/>
               <w:spacing w:after="40" w:before="0"/>
               <w:jc w:val="left"/>
             </w:pPr>
@@ -2700,6 +2787,7 @@
           </w:tcPr>
           <w:p>
             <w:pPr>
+              <w:keepNext w:val="false"/>
               <w:spacing w:after="40" w:before="0"/>
               <w:jc w:val="left"/>
             </w:pPr>
@@ -2732,6 +2820,7 @@
           </w:tcPr>
           <w:p>
             <w:pPr>
+              <w:keepNext w:val="false"/>
               <w:spacing w:after="40" w:before="0"/>
               <w:jc w:val="left"/>
             </w:pPr>
@@ -2764,6 +2853,7 @@
           </w:tcPr>
           <w:p>
             <w:pPr>
+              <w:keepNext w:val="false"/>
               <w:spacing w:after="40" w:before="0"/>
               <w:jc w:val="left"/>
             </w:pPr>
@@ -2798,6 +2888,7 @@
           </w:tcPr>
           <w:p>
             <w:pPr>
+              <w:keepNext w:val="false"/>
               <w:spacing w:after="40" w:before="0"/>
               <w:jc w:val="left"/>
             </w:pPr>
@@ -2830,6 +2921,7 @@
           </w:tcPr>
           <w:p>
             <w:pPr>
+              <w:keepNext w:val="false"/>
               <w:spacing w:after="40" w:before="0"/>
               <w:jc w:val="left"/>
             </w:pPr>
@@ -2862,6 +2954,7 @@
           </w:tcPr>
           <w:p>
             <w:pPr>
+              <w:keepNext w:val="false"/>
               <w:spacing w:after="40" w:before="0"/>
               <w:jc w:val="left"/>
             </w:pPr>
@@ -2894,6 +2987,7 @@
           </w:tcPr>
           <w:p>
             <w:pPr>
+              <w:keepNext w:val="false"/>
               <w:spacing w:after="40" w:before="0"/>
               <w:jc w:val="left"/>
             </w:pPr>
@@ -3032,7 +3126,7 @@
         </w:rPr>
         <w:t xml:space="preserve">© 2026 SeaVuria and ARES. This work is licensed under a </w:t>
       </w:r>
-      <w:hyperlink w:history="1" r:id="rIdhii_lxwysjc8gpuuxhaeo">
+      <w:hyperlink w:history="1" r:id="rIdahamvrezxpqoi0t3qf920">
         <w:r>
           <w:rPr>
             <w:rFonts w:ascii="Arial" w:cs="Arial" w:eastAsia="Arial" w:hAnsi="Arial"/>
@@ -3052,7 +3146,7 @@
         </w:rPr>
         <w:t xml:space="preserve"> (</w:t>
       </w:r>
-      <w:hyperlink w:history="1" r:id="rIdws9oc8brw6wmkotzlhzum">
+      <w:hyperlink w:history="1" r:id="rIdto6csr4y55inyqph8kgyq">
         <w:r>
           <w:rPr>
             <w:rFonts w:ascii="Arial" w:cs="Arial" w:eastAsia="Arial" w:hAnsi="Arial"/>
@@ -3072,7 +3166,7 @@
         </w:rPr>
         <w:t xml:space="preserve">). To view a copy of this license, visit </w:t>
       </w:r>
-      <w:hyperlink w:history="1" r:id="rId262yub7syv3hpfi4h_i5i">
+      <w:hyperlink w:history="1" r:id="rIdkzzi5mnjtedrp-xs1mmgu">
         <w:r>
           <w:rPr>
             <w:rFonts w:ascii="Arial" w:cs="Arial" w:eastAsia="Arial" w:hAnsi="Arial"/>

--- a/data/outputs/v2/Physics/SS3.3_Introduction_to_Electronics/Physics_Introduction_to_Electronics_FinalExplanation_TeacherKey.docx
+++ b/data/outputs/v2/Physics/SS3.3_Introduction_to_Electronics/Physics_Introduction_to_Electronics_FinalExplanation_TeacherKey.docx
@@ -3126,7 +3126,7 @@
         </w:rPr>
         <w:t xml:space="preserve">© 2026 SeaVuria and ARES. This work is licensed under a </w:t>
       </w:r>
-      <w:hyperlink w:history="1" r:id="rIdahamvrezxpqoi0t3qf920">
+      <w:hyperlink w:history="1" r:id="rIdjsduplz8a9_nh5zm4glvl">
         <w:r>
           <w:rPr>
             <w:rFonts w:ascii="Arial" w:cs="Arial" w:eastAsia="Arial" w:hAnsi="Arial"/>
@@ -3146,7 +3146,7 @@
         </w:rPr>
         <w:t xml:space="preserve"> (</w:t>
       </w:r>
-      <w:hyperlink w:history="1" r:id="rIdto6csr4y55inyqph8kgyq">
+      <w:hyperlink w:history="1" r:id="rIdwpwojzlhrw8g6-cc_qdro">
         <w:r>
           <w:rPr>
             <w:rFonts w:ascii="Arial" w:cs="Arial" w:eastAsia="Arial" w:hAnsi="Arial"/>
@@ -3166,7 +3166,7 @@
         </w:rPr>
         <w:t xml:space="preserve">). To view a copy of this license, visit </w:t>
       </w:r>
-      <w:hyperlink w:history="1" r:id="rIdkzzi5mnjtedrp-xs1mmgu">
+      <w:hyperlink w:history="1" r:id="rIdovu041mpcgvhuevlil4_6">
         <w:r>
           <w:rPr>
             <w:rFonts w:ascii="Arial" w:cs="Arial" w:eastAsia="Arial" w:hAnsi="Arial"/>
